--- a/public/doc-templates/KP/pembimbing-kp-st.docx
+++ b/public/doc-templates/KP/pembimbing-kp-st.docx
@@ -1,6 +1,6 @@
 
 <file path=word/document.xml><?xml version="1.0" encoding="utf-8"?>
-<w:document xmlns:wpc="http://schemas.microsoft.com/office/word/2010/wordprocessingCanvas" xmlns:cx="http://schemas.microsoft.com/office/drawing/2014/chartex" xmlns:cx1="http://schemas.microsoft.com/office/drawing/2015/9/8/chartex" xmlns:cx2="http://schemas.microsoft.com/office/drawing/2015/10/21/chartex" xmlns:cx3="http://schemas.microsoft.com/office/drawing/2016/5/9/chartex" xmlns:cx4="http://schemas.microsoft.com/office/drawing/2016/5/10/chartex" xmlns:cx5="http://schemas.microsoft.com/office/drawing/2016/5/11/chartex" xmlns:cx6="http://schemas.microsoft.com/office/drawing/2016/5/12/chartex" xmlns:cx7="http://schemas.microsoft.com/office/drawing/2016/5/13/chartex" xmlns:cx8="http://schemas.microsoft.com/office/drawing/2016/5/14/chartex" xmlns:mc="http://schemas.openxmlformats.org/markup-compatibility/2006" xmlns:aink="http://schemas.microsoft.com/office/drawing/2016/ink" xmlns:am3d="http://schemas.microsoft.com/office/drawing/2017/model3d" xmlns:o="urn:schemas-microsoft-com:office:office" xmlns:oel="http://schemas.microsoft.com/office/2019/extlst" xmlns:r="http://schemas.openxmlformats.org/officeDocument/2006/relationships" xmlns:m="http://schemas.openxmlformats.org/officeDocument/2006/math" xmlns:v="urn:schemas-microsoft-com:vml" xmlns:wp14="http://schemas.microsoft.com/office/word/2010/wordprocessingDrawing" xmlns:wp="http://schemas.openxmlformats.org/drawingml/2006/wordprocessingDrawing" xmlns:w10="urn:schemas-microsoft-com:office:word" xmlns:w="http://schemas.openxmlformats.org/wordprocessingml/2006/main" xmlns:w14="http://schemas.microsoft.com/office/word/2010/wordml" xmlns:w15="http://schemas.microsoft.com/office/word/2012/wordml" xmlns:w16cei="http://schemas.microsoft.com/office/word/2026/wordml/cei" xmlns:w16cex="http://schemas.microsoft.com/office/word/2018/wordml/cex" xmlns:w16cid="http://schemas.microsoft.com/office/word/2016/wordml/cid" xmlns:w16="http://schemas.microsoft.com/office/word/2018/wordml" xmlns:w16du="http://schemas.microsoft.com/office/word/2023/wordml/word16du" xmlns:w16sdtdh="http://schemas.microsoft.com/office/word/2020/wordml/sdtdatahash" xmlns:w16sdtfl="http://schemas.microsoft.com/office/word/2024/wordml/sdtformatlock" xmlns:w16se="http://schemas.microsoft.com/office/word/2015/wordml/symex" xmlns:wpg="http://schemas.microsoft.com/office/word/2010/wordprocessingGroup" xmlns:wpi="http://schemas.microsoft.com/office/word/2010/wordprocessingInk" xmlns:wne="http://schemas.microsoft.com/office/word/2006/wordml" xmlns:wps="http://schemas.microsoft.com/office/word/2010/wordprocessingShape" mc:Ignorable="w14 w15 w16se w16cid w16 w16cex w16sdtdh w16sdtfl w16du wp14">
+<w:document xmlns:wpc="http://schemas.microsoft.com/office/word/2010/wordprocessingCanvas" xmlns:cx="http://schemas.microsoft.com/office/drawing/2014/chartex" xmlns:cx1="http://schemas.microsoft.com/office/drawing/2015/9/8/chartex" xmlns:cx2="http://schemas.microsoft.com/office/drawing/2015/10/21/chartex" xmlns:cx3="http://schemas.microsoft.com/office/drawing/2016/5/9/chartex" xmlns:cx4="http://schemas.microsoft.com/office/drawing/2016/5/10/chartex" xmlns:cx5="http://schemas.microsoft.com/office/drawing/2016/5/11/chartex" xmlns:cx6="http://schemas.microsoft.com/office/drawing/2016/5/12/chartex" xmlns:cx7="http://schemas.microsoft.com/office/drawing/2016/5/13/chartex" xmlns:cx8="http://schemas.microsoft.com/office/drawing/2016/5/14/chartex" xmlns:mc="http://schemas.openxmlformats.org/markup-compatibility/2006" xmlns:aink="http://schemas.microsoft.com/office/drawing/2016/ink" xmlns:am3d="http://schemas.microsoft.com/office/drawing/2017/model3d" xmlns:o="urn:schemas-microsoft-com:office:office" xmlns:oel="http://schemas.microsoft.com/office/2019/extlst" xmlns:r="http://schemas.openxmlformats.org/officeDocument/2006/relationships" xmlns:m="http://schemas.openxmlformats.org/officeDocument/2006/math" xmlns:v="urn:schemas-microsoft-com:vml" xmlns:wp14="http://schemas.microsoft.com/office/word/2010/wordprocessingDrawing" xmlns:wp="http://schemas.openxmlformats.org/drawingml/2006/wordprocessingDrawing" xmlns:w10="urn:schemas-microsoft-com:office:word" xmlns:w="http://schemas.openxmlformats.org/wordprocessingml/2006/main" xmlns:w14="http://schemas.microsoft.com/office/word/2010/wordml" xmlns:w15="http://schemas.microsoft.com/office/word/2012/wordml" xmlns:w16cex="http://schemas.microsoft.com/office/word/2018/wordml/cex" xmlns:w16cid="http://schemas.microsoft.com/office/word/2016/wordml/cid" xmlns:w16="http://schemas.microsoft.com/office/word/2018/wordml" xmlns:w16du="http://schemas.microsoft.com/office/word/2023/wordml/word16du" xmlns:w16sdtdh="http://schemas.microsoft.com/office/word/2020/wordml/sdtdatahash" xmlns:w16sdtfl="http://schemas.microsoft.com/office/word/2024/wordml/sdtformatlock" xmlns:w16se="http://schemas.microsoft.com/office/word/2015/wordml/symex" xmlns:wpg="http://schemas.microsoft.com/office/word/2010/wordprocessingGroup" xmlns:wpi="http://schemas.microsoft.com/office/word/2010/wordprocessingInk" xmlns:wne="http://schemas.microsoft.com/office/word/2006/wordml" xmlns:wps="http://schemas.microsoft.com/office/word/2010/wordprocessingShape" mc:Ignorable="w14 w15 w16se w16cid w16 w16cex w16sdtdh w16sdtfl w16du wp14">
   <w:body>
     <w:p>
       <w:pPr>
@@ -670,6 +670,7 @@
         </w:rPr>
         <w:t xml:space="preserve"> </w:t>
       </w:r>
+      <w:proofErr w:type="spellStart"/>
       <w:r>
         <w:rPr>
           <w:rFonts w:ascii="Times New Roman" w:hAnsi="Times New Roman" w:cs="Times New Roman"/>
@@ -678,6 +679,7 @@
         </w:rPr>
         <w:t>Praktik</w:t>
       </w:r>
+      <w:proofErr w:type="spellEnd"/>
       <w:r>
         <w:rPr>
           <w:rFonts w:ascii="Times New Roman" w:hAnsi="Times New Roman" w:cs="Times New Roman"/>
@@ -773,7 +775,7 @@
     <w:tbl>
       <w:tblPr>
         <w:tblStyle w:val="TableGrid"/>
-        <w:tblW w:w="9219" w:type="dxa"/>
+        <w:tblW w:w="9461" w:type="dxa"/>
         <w:tblInd w:w="562" w:type="dxa"/>
         <w:tblBorders>
           <w:top w:val="none" w:sz="0" w:space="0" w:color="auto"/>
@@ -786,8 +788,9 @@
         <w:tblLook w:val="04A0" w:firstRow="1" w:lastRow="0" w:firstColumn="1" w:lastColumn="0" w:noHBand="0" w:noVBand="1"/>
       </w:tblPr>
       <w:tblGrid>
-        <w:gridCol w:w="1464"/>
-        <w:gridCol w:w="7755"/>
+        <w:gridCol w:w="1460"/>
+        <w:gridCol w:w="283"/>
+        <w:gridCol w:w="7718"/>
       </w:tblGrid>
       <w:tr>
         <w:trPr>
@@ -816,24 +819,29 @@
               </w:rPr>
               <w:t>Nama</w:t>
             </w:r>
-            <w:r>
-              <w:rPr>
-                <w:rFonts w:ascii="Times New Roman" w:hAnsi="Times New Roman" w:cs="Times New Roman"/>
-                <w:sz w:val="24"/>
-                <w:szCs w:val="24"/>
-              </w:rPr>
-              <w:t xml:space="preserve">          </w:t>
-            </w:r>
-            <w:proofErr w:type="gramStart"/>
-            <w:r>
-              <w:rPr>
-                <w:rFonts w:ascii="Times New Roman" w:hAnsi="Times New Roman" w:cs="Times New Roman"/>
-                <w:sz w:val="24"/>
-                <w:szCs w:val="24"/>
-              </w:rPr>
-              <w:t xml:space="preserve">  :</w:t>
-            </w:r>
-            <w:proofErr w:type="gramEnd"/>
+          </w:p>
+        </w:tc>
+        <w:tc>
+          <w:tcPr>
+            <w:tcW w:w="242" w:type="dxa"/>
+          </w:tcPr>
+          <w:p>
+            <w:pPr>
+              <w:jc w:val="both"/>
+              <w:rPr>
+                <w:rFonts w:ascii="Times New Roman" w:hAnsi="Times New Roman" w:cs="Times New Roman"/>
+                <w:sz w:val="24"/>
+                <w:szCs w:val="24"/>
+              </w:rPr>
+            </w:pPr>
+            <w:r>
+              <w:rPr>
+                <w:rFonts w:ascii="Times New Roman" w:hAnsi="Times New Roman" w:cs="Times New Roman"/>
+                <w:sz w:val="24"/>
+                <w:szCs w:val="24"/>
+              </w:rPr>
+              <w:t>:</w:t>
+            </w:r>
           </w:p>
         </w:tc>
         <w:tc>
@@ -905,13 +913,28 @@
               </w:rPr>
               <w:t>NIM</w:t>
             </w:r>
-            <w:r>
-              <w:rPr>
-                <w:rFonts w:ascii="Times New Roman" w:hAnsi="Times New Roman" w:cs="Times New Roman"/>
-                <w:sz w:val="24"/>
-                <w:szCs w:val="24"/>
-              </w:rPr>
-              <w:t xml:space="preserve">             :</w:t>
+          </w:p>
+        </w:tc>
+        <w:tc>
+          <w:tcPr>
+            <w:tcW w:w="242" w:type="dxa"/>
+          </w:tcPr>
+          <w:p>
+            <w:pPr>
+              <w:jc w:val="both"/>
+              <w:rPr>
+                <w:rFonts w:ascii="Times New Roman" w:hAnsi="Times New Roman" w:cs="Times New Roman"/>
+                <w:sz w:val="24"/>
+                <w:szCs w:val="24"/>
+              </w:rPr>
+            </w:pPr>
+            <w:r>
+              <w:rPr>
+                <w:rFonts w:ascii="Times New Roman" w:hAnsi="Times New Roman" w:cs="Times New Roman"/>
+                <w:sz w:val="24"/>
+                <w:szCs w:val="24"/>
+              </w:rPr>
+              <w:t>:</w:t>
             </w:r>
           </w:p>
         </w:tc>
@@ -984,13 +1007,28 @@
               </w:rPr>
               <w:t>KP</w:t>
             </w:r>
-            <w:r>
-              <w:rPr>
-                <w:rFonts w:ascii="Times New Roman" w:hAnsi="Times New Roman" w:cs="Times New Roman"/>
-                <w:sz w:val="24"/>
-                <w:szCs w:val="24"/>
-              </w:rPr>
-              <w:t xml:space="preserve">      :</w:t>
+          </w:p>
+        </w:tc>
+        <w:tc>
+          <w:tcPr>
+            <w:tcW w:w="242" w:type="dxa"/>
+          </w:tcPr>
+          <w:p>
+            <w:pPr>
+              <w:jc w:val="both"/>
+              <w:rPr>
+                <w:rFonts w:ascii="Times New Roman" w:hAnsi="Times New Roman" w:cs="Times New Roman"/>
+                <w:sz w:val="24"/>
+                <w:szCs w:val="24"/>
+              </w:rPr>
+            </w:pPr>
+            <w:r>
+              <w:rPr>
+                <w:rFonts w:ascii="Times New Roman" w:hAnsi="Times New Roman" w:cs="Times New Roman"/>
+                <w:sz w:val="24"/>
+                <w:szCs w:val="24"/>
+              </w:rPr>
+              <w:t>:</w:t>
             </w:r>
           </w:p>
         </w:tc>
@@ -1387,7 +1425,25 @@
           <w:sz w:val="24"/>
           <w:szCs w:val="24"/>
         </w:rPr>
-        <w:t xml:space="preserve"> Surat Tugas </w:t>
+        <w:t xml:space="preserve"> Surat </w:t>
+      </w:r>
+      <w:proofErr w:type="spellStart"/>
+      <w:r>
+        <w:rPr>
+          <w:rFonts w:ascii="Times New Roman" w:hAnsi="Times New Roman" w:cs="Times New Roman"/>
+          <w:sz w:val="24"/>
+          <w:szCs w:val="24"/>
+        </w:rPr>
+        <w:t>Tugas</w:t>
+      </w:r>
+      <w:proofErr w:type="spellEnd"/>
+      <w:r>
+        <w:rPr>
+          <w:rFonts w:ascii="Times New Roman" w:hAnsi="Times New Roman" w:cs="Times New Roman"/>
+          <w:sz w:val="24"/>
+          <w:szCs w:val="24"/>
+        </w:rPr>
+        <w:t xml:space="preserve"> </w:t>
       </w:r>
       <w:proofErr w:type="spellStart"/>
       <w:r>
@@ -2127,7 +2183,7 @@
               </wp:anchor>
             </w:drawing>
           </mc:Choice>
-          <mc:Fallback>
+          <mc:Fallback xmlns:w16cei="http://schemas.microsoft.com/office/word/2026/wordml/cei">
             <w:pict>
               <v:shapetype w14:anchorId="32F8C9A2" id="_x0000_t202" coordsize="21600,21600" o:spt="202" path="m,l,21600r21600,l21600,xe">
                 <v:stroke joinstyle="miter"/>
@@ -3836,7 +3892,25 @@
           <w:sz w:val="24"/>
           <w:szCs w:val="24"/>
         </w:rPr>
-        <w:t xml:space="preserve"> Kerja Praktik pada </w:t>
+        <w:t xml:space="preserve"> Kerja </w:t>
+      </w:r>
+      <w:proofErr w:type="spellStart"/>
+      <w:r>
+        <w:rPr>
+          <w:rFonts w:ascii="Times New Roman" w:hAnsi="Times New Roman" w:cs="Times New Roman"/>
+          <w:sz w:val="24"/>
+          <w:szCs w:val="24"/>
+        </w:rPr>
+        <w:t>Praktik</w:t>
+      </w:r>
+      <w:proofErr w:type="spellEnd"/>
+      <w:r>
+        <w:rPr>
+          <w:rFonts w:ascii="Times New Roman" w:hAnsi="Times New Roman" w:cs="Times New Roman"/>
+          <w:sz w:val="24"/>
+          <w:szCs w:val="24"/>
+        </w:rPr>
+        <w:t xml:space="preserve"> pada </w:t>
       </w:r>
       <w:r>
         <w:rPr>
@@ -3866,7 +3940,7 @@
 </file>
 
 <file path=word/endnotes.xml><?xml version="1.0" encoding="utf-8"?>
-<w:endnotes xmlns:wpc="http://schemas.microsoft.com/office/word/2010/wordprocessingCanvas" xmlns:cx="http://schemas.microsoft.com/office/drawing/2014/chartex" xmlns:cx1="http://schemas.microsoft.com/office/drawing/2015/9/8/chartex" xmlns:cx2="http://schemas.microsoft.com/office/drawing/2015/10/21/chartex" xmlns:cx3="http://schemas.microsoft.com/office/drawing/2016/5/9/chartex" xmlns:cx4="http://schemas.microsoft.com/office/drawing/2016/5/10/chartex" xmlns:cx5="http://schemas.microsoft.com/office/drawing/2016/5/11/chartex" xmlns:cx6="http://schemas.microsoft.com/office/drawing/2016/5/12/chartex" xmlns:cx7="http://schemas.microsoft.com/office/drawing/2016/5/13/chartex" xmlns:cx8="http://schemas.microsoft.com/office/drawing/2016/5/14/chartex" xmlns:mc="http://schemas.openxmlformats.org/markup-compatibility/2006" xmlns:aink="http://schemas.microsoft.com/office/drawing/2016/ink" xmlns:am3d="http://schemas.microsoft.com/office/drawing/2017/model3d" xmlns:o="urn:schemas-microsoft-com:office:office" xmlns:oel="http://schemas.microsoft.com/office/2019/extlst" xmlns:r="http://schemas.openxmlformats.org/officeDocument/2006/relationships" xmlns:m="http://schemas.openxmlformats.org/officeDocument/2006/math" xmlns:v="urn:schemas-microsoft-com:vml" xmlns:wp14="http://schemas.microsoft.com/office/word/2010/wordprocessingDrawing" xmlns:wp="http://schemas.openxmlformats.org/drawingml/2006/wordprocessingDrawing" xmlns:w10="urn:schemas-microsoft-com:office:word" xmlns:w="http://schemas.openxmlformats.org/wordprocessingml/2006/main" xmlns:w14="http://schemas.microsoft.com/office/word/2010/wordml" xmlns:w15="http://schemas.microsoft.com/office/word/2012/wordml" xmlns:w16cei="http://schemas.microsoft.com/office/word/2026/wordml/cei" xmlns:w16cex="http://schemas.microsoft.com/office/word/2018/wordml/cex" xmlns:w16cid="http://schemas.microsoft.com/office/word/2016/wordml/cid" xmlns:w16="http://schemas.microsoft.com/office/word/2018/wordml" xmlns:w16du="http://schemas.microsoft.com/office/word/2023/wordml/word16du" xmlns:w16sdtdh="http://schemas.microsoft.com/office/word/2020/wordml/sdtdatahash" xmlns:w16sdtfl="http://schemas.microsoft.com/office/word/2024/wordml/sdtformatlock" xmlns:w16se="http://schemas.microsoft.com/office/word/2015/wordml/symex" xmlns:wpg="http://schemas.microsoft.com/office/word/2010/wordprocessingGroup" xmlns:wpi="http://schemas.microsoft.com/office/word/2010/wordprocessingInk" xmlns:wne="http://schemas.microsoft.com/office/word/2006/wordml" xmlns:wps="http://schemas.microsoft.com/office/word/2010/wordprocessingShape" mc:Ignorable="w14 w15 w16se w16cid w16 w16cex w16sdtdh w16sdtfl w16du wp14">
+<w:endnotes xmlns:wpc="http://schemas.microsoft.com/office/word/2010/wordprocessingCanvas" xmlns:cx="http://schemas.microsoft.com/office/drawing/2014/chartex" xmlns:cx1="http://schemas.microsoft.com/office/drawing/2015/9/8/chartex" xmlns:cx2="http://schemas.microsoft.com/office/drawing/2015/10/21/chartex" xmlns:cx3="http://schemas.microsoft.com/office/drawing/2016/5/9/chartex" xmlns:cx4="http://schemas.microsoft.com/office/drawing/2016/5/10/chartex" xmlns:cx5="http://schemas.microsoft.com/office/drawing/2016/5/11/chartex" xmlns:cx6="http://schemas.microsoft.com/office/drawing/2016/5/12/chartex" xmlns:cx7="http://schemas.microsoft.com/office/drawing/2016/5/13/chartex" xmlns:cx8="http://schemas.microsoft.com/office/drawing/2016/5/14/chartex" xmlns:mc="http://schemas.openxmlformats.org/markup-compatibility/2006" xmlns:aink="http://schemas.microsoft.com/office/drawing/2016/ink" xmlns:am3d="http://schemas.microsoft.com/office/drawing/2017/model3d" xmlns:o="urn:schemas-microsoft-com:office:office" xmlns:oel="http://schemas.microsoft.com/office/2019/extlst" xmlns:r="http://schemas.openxmlformats.org/officeDocument/2006/relationships" xmlns:m="http://schemas.openxmlformats.org/officeDocument/2006/math" xmlns:v="urn:schemas-microsoft-com:vml" xmlns:wp14="http://schemas.microsoft.com/office/word/2010/wordprocessingDrawing" xmlns:wp="http://schemas.openxmlformats.org/drawingml/2006/wordprocessingDrawing" xmlns:w10="urn:schemas-microsoft-com:office:word" xmlns:w="http://schemas.openxmlformats.org/wordprocessingml/2006/main" xmlns:w14="http://schemas.microsoft.com/office/word/2010/wordml" xmlns:w15="http://schemas.microsoft.com/office/word/2012/wordml" xmlns:w16cex="http://schemas.microsoft.com/office/word/2018/wordml/cex" xmlns:w16cid="http://schemas.microsoft.com/office/word/2016/wordml/cid" xmlns:w16="http://schemas.microsoft.com/office/word/2018/wordml" xmlns:w16du="http://schemas.microsoft.com/office/word/2023/wordml/word16du" xmlns:w16sdtdh="http://schemas.microsoft.com/office/word/2020/wordml/sdtdatahash" xmlns:w16sdtfl="http://schemas.microsoft.com/office/word/2024/wordml/sdtformatlock" xmlns:w16se="http://schemas.microsoft.com/office/word/2015/wordml/symex" xmlns:wpg="http://schemas.microsoft.com/office/word/2010/wordprocessingGroup" xmlns:wpi="http://schemas.microsoft.com/office/word/2010/wordprocessingInk" xmlns:wne="http://schemas.microsoft.com/office/word/2006/wordml" xmlns:wps="http://schemas.microsoft.com/office/word/2010/wordprocessingShape" mc:Ignorable="w14 w15 w16se w16cid w16 w16cex w16sdtdh w16sdtfl w16du wp14">
   <w:endnote w:type="separator" w:id="-1">
     <w:p>
       <w:pPr>
@@ -3891,7 +3965,7 @@
 </file>
 
 <file path=word/footer1.xml><?xml version="1.0" encoding="utf-8"?>
-<w:ftr xmlns:wpc="http://schemas.microsoft.com/office/word/2010/wordprocessingCanvas" xmlns:cx="http://schemas.microsoft.com/office/drawing/2014/chartex" xmlns:cx1="http://schemas.microsoft.com/office/drawing/2015/9/8/chartex" xmlns:cx2="http://schemas.microsoft.com/office/drawing/2015/10/21/chartex" xmlns:cx3="http://schemas.microsoft.com/office/drawing/2016/5/9/chartex" xmlns:cx4="http://schemas.microsoft.com/office/drawing/2016/5/10/chartex" xmlns:cx5="http://schemas.microsoft.com/office/drawing/2016/5/11/chartex" xmlns:cx6="http://schemas.microsoft.com/office/drawing/2016/5/12/chartex" xmlns:cx7="http://schemas.microsoft.com/office/drawing/2016/5/13/chartex" xmlns:cx8="http://schemas.microsoft.com/office/drawing/2016/5/14/chartex" xmlns:mc="http://schemas.openxmlformats.org/markup-compatibility/2006" xmlns:aink="http://schemas.microsoft.com/office/drawing/2016/ink" xmlns:am3d="http://schemas.microsoft.com/office/drawing/2017/model3d" xmlns:o="urn:schemas-microsoft-com:office:office" xmlns:oel="http://schemas.microsoft.com/office/2019/extlst" xmlns:r="http://schemas.openxmlformats.org/officeDocument/2006/relationships" xmlns:m="http://schemas.openxmlformats.org/officeDocument/2006/math" xmlns:v="urn:schemas-microsoft-com:vml" xmlns:wp14="http://schemas.microsoft.com/office/word/2010/wordprocessingDrawing" xmlns:wp="http://schemas.openxmlformats.org/drawingml/2006/wordprocessingDrawing" xmlns:w10="urn:schemas-microsoft-com:office:word" xmlns:w="http://schemas.openxmlformats.org/wordprocessingml/2006/main" xmlns:w14="http://schemas.microsoft.com/office/word/2010/wordml" xmlns:w15="http://schemas.microsoft.com/office/word/2012/wordml" xmlns:w16cei="http://schemas.microsoft.com/office/word/2026/wordml/cei" xmlns:w16cex="http://schemas.microsoft.com/office/word/2018/wordml/cex" xmlns:w16cid="http://schemas.microsoft.com/office/word/2016/wordml/cid" xmlns:w16="http://schemas.microsoft.com/office/word/2018/wordml" xmlns:w16du="http://schemas.microsoft.com/office/word/2023/wordml/word16du" xmlns:w16sdtdh="http://schemas.microsoft.com/office/word/2020/wordml/sdtdatahash" xmlns:w16sdtfl="http://schemas.microsoft.com/office/word/2024/wordml/sdtformatlock" xmlns:w16se="http://schemas.microsoft.com/office/word/2015/wordml/symex" xmlns:wpg="http://schemas.microsoft.com/office/word/2010/wordprocessingGroup" xmlns:wpi="http://schemas.microsoft.com/office/word/2010/wordprocessingInk" xmlns:wne="http://schemas.microsoft.com/office/word/2006/wordml" xmlns:wps="http://schemas.microsoft.com/office/word/2010/wordprocessingShape" mc:Ignorable="w14 w15 w16se w16cid w16 w16cex w16sdtdh w16sdtfl w16du wp14">
+<w:ftr xmlns:wpc="http://schemas.microsoft.com/office/word/2010/wordprocessingCanvas" xmlns:cx="http://schemas.microsoft.com/office/drawing/2014/chartex" xmlns:cx1="http://schemas.microsoft.com/office/drawing/2015/9/8/chartex" xmlns:cx2="http://schemas.microsoft.com/office/drawing/2015/10/21/chartex" xmlns:cx3="http://schemas.microsoft.com/office/drawing/2016/5/9/chartex" xmlns:cx4="http://schemas.microsoft.com/office/drawing/2016/5/10/chartex" xmlns:cx5="http://schemas.microsoft.com/office/drawing/2016/5/11/chartex" xmlns:cx6="http://schemas.microsoft.com/office/drawing/2016/5/12/chartex" xmlns:cx7="http://schemas.microsoft.com/office/drawing/2016/5/13/chartex" xmlns:cx8="http://schemas.microsoft.com/office/drawing/2016/5/14/chartex" xmlns:mc="http://schemas.openxmlformats.org/markup-compatibility/2006" xmlns:aink="http://schemas.microsoft.com/office/drawing/2016/ink" xmlns:am3d="http://schemas.microsoft.com/office/drawing/2017/model3d" xmlns:o="urn:schemas-microsoft-com:office:office" xmlns:oel="http://schemas.microsoft.com/office/2019/extlst" xmlns:r="http://schemas.openxmlformats.org/officeDocument/2006/relationships" xmlns:m="http://schemas.openxmlformats.org/officeDocument/2006/math" xmlns:v="urn:schemas-microsoft-com:vml" xmlns:wp14="http://schemas.microsoft.com/office/word/2010/wordprocessingDrawing" xmlns:wp="http://schemas.openxmlformats.org/drawingml/2006/wordprocessingDrawing" xmlns:w10="urn:schemas-microsoft-com:office:word" xmlns:w="http://schemas.openxmlformats.org/wordprocessingml/2006/main" xmlns:w14="http://schemas.microsoft.com/office/word/2010/wordml" xmlns:w15="http://schemas.microsoft.com/office/word/2012/wordml" xmlns:w16cex="http://schemas.microsoft.com/office/word/2018/wordml/cex" xmlns:w16cid="http://schemas.microsoft.com/office/word/2016/wordml/cid" xmlns:w16="http://schemas.microsoft.com/office/word/2018/wordml" xmlns:w16du="http://schemas.microsoft.com/office/word/2023/wordml/word16du" xmlns:w16sdtdh="http://schemas.microsoft.com/office/word/2020/wordml/sdtdatahash" xmlns:w16sdtfl="http://schemas.microsoft.com/office/word/2024/wordml/sdtformatlock" xmlns:w16se="http://schemas.microsoft.com/office/word/2015/wordml/symex" xmlns:wpg="http://schemas.microsoft.com/office/word/2010/wordprocessingGroup" xmlns:wpi="http://schemas.microsoft.com/office/word/2010/wordprocessingInk" xmlns:wne="http://schemas.microsoft.com/office/word/2006/wordml" xmlns:wps="http://schemas.microsoft.com/office/word/2010/wordprocessingShape" mc:Ignorable="w14 w15 w16se w16cid w16 w16cex w16sdtdh w16sdtfl w16du wp14">
   <w:p>
     <w:pPr>
       <w:pStyle w:val="Footer"/>
@@ -3961,7 +4035,7 @@
 </file>
 
 <file path=word/footnotes.xml><?xml version="1.0" encoding="utf-8"?>
-<w:footnotes xmlns:wpc="http://schemas.microsoft.com/office/word/2010/wordprocessingCanvas" xmlns:cx="http://schemas.microsoft.com/office/drawing/2014/chartex" xmlns:cx1="http://schemas.microsoft.com/office/drawing/2015/9/8/chartex" xmlns:cx2="http://schemas.microsoft.com/office/drawing/2015/10/21/chartex" xmlns:cx3="http://schemas.microsoft.com/office/drawing/2016/5/9/chartex" xmlns:cx4="http://schemas.microsoft.com/office/drawing/2016/5/10/chartex" xmlns:cx5="http://schemas.microsoft.com/office/drawing/2016/5/11/chartex" xmlns:cx6="http://schemas.microsoft.com/office/drawing/2016/5/12/chartex" xmlns:cx7="http://schemas.microsoft.com/office/drawing/2016/5/13/chartex" xmlns:cx8="http://schemas.microsoft.com/office/drawing/2016/5/14/chartex" xmlns:mc="http://schemas.openxmlformats.org/markup-compatibility/2006" xmlns:aink="http://schemas.microsoft.com/office/drawing/2016/ink" xmlns:am3d="http://schemas.microsoft.com/office/drawing/2017/model3d" xmlns:o="urn:schemas-microsoft-com:office:office" xmlns:oel="http://schemas.microsoft.com/office/2019/extlst" xmlns:r="http://schemas.openxmlformats.org/officeDocument/2006/relationships" xmlns:m="http://schemas.openxmlformats.org/officeDocument/2006/math" xmlns:v="urn:schemas-microsoft-com:vml" xmlns:wp14="http://schemas.microsoft.com/office/word/2010/wordprocessingDrawing" xmlns:wp="http://schemas.openxmlformats.org/drawingml/2006/wordprocessingDrawing" xmlns:w10="urn:schemas-microsoft-com:office:word" xmlns:w="http://schemas.openxmlformats.org/wordprocessingml/2006/main" xmlns:w14="http://schemas.microsoft.com/office/word/2010/wordml" xmlns:w15="http://schemas.microsoft.com/office/word/2012/wordml" xmlns:w16cei="http://schemas.microsoft.com/office/word/2026/wordml/cei" xmlns:w16cex="http://schemas.microsoft.com/office/word/2018/wordml/cex" xmlns:w16cid="http://schemas.microsoft.com/office/word/2016/wordml/cid" xmlns:w16="http://schemas.microsoft.com/office/word/2018/wordml" xmlns:w16du="http://schemas.microsoft.com/office/word/2023/wordml/word16du" xmlns:w16sdtdh="http://schemas.microsoft.com/office/word/2020/wordml/sdtdatahash" xmlns:w16sdtfl="http://schemas.microsoft.com/office/word/2024/wordml/sdtformatlock" xmlns:w16se="http://schemas.microsoft.com/office/word/2015/wordml/symex" xmlns:wpg="http://schemas.microsoft.com/office/word/2010/wordprocessingGroup" xmlns:wpi="http://schemas.microsoft.com/office/word/2010/wordprocessingInk" xmlns:wne="http://schemas.microsoft.com/office/word/2006/wordml" xmlns:wps="http://schemas.microsoft.com/office/word/2010/wordprocessingShape" mc:Ignorable="w14 w15 w16se w16cid w16 w16cex w16sdtdh w16sdtfl w16du wp14">
+<w:footnotes xmlns:wpc="http://schemas.microsoft.com/office/word/2010/wordprocessingCanvas" xmlns:cx="http://schemas.microsoft.com/office/drawing/2014/chartex" xmlns:cx1="http://schemas.microsoft.com/office/drawing/2015/9/8/chartex" xmlns:cx2="http://schemas.microsoft.com/office/drawing/2015/10/21/chartex" xmlns:cx3="http://schemas.microsoft.com/office/drawing/2016/5/9/chartex" xmlns:cx4="http://schemas.microsoft.com/office/drawing/2016/5/10/chartex" xmlns:cx5="http://schemas.microsoft.com/office/drawing/2016/5/11/chartex" xmlns:cx6="http://schemas.microsoft.com/office/drawing/2016/5/12/chartex" xmlns:cx7="http://schemas.microsoft.com/office/drawing/2016/5/13/chartex" xmlns:cx8="http://schemas.microsoft.com/office/drawing/2016/5/14/chartex" xmlns:mc="http://schemas.openxmlformats.org/markup-compatibility/2006" xmlns:aink="http://schemas.microsoft.com/office/drawing/2016/ink" xmlns:am3d="http://schemas.microsoft.com/office/drawing/2017/model3d" xmlns:o="urn:schemas-microsoft-com:office:office" xmlns:oel="http://schemas.microsoft.com/office/2019/extlst" xmlns:r="http://schemas.openxmlformats.org/officeDocument/2006/relationships" xmlns:m="http://schemas.openxmlformats.org/officeDocument/2006/math" xmlns:v="urn:schemas-microsoft-com:vml" xmlns:wp14="http://schemas.microsoft.com/office/word/2010/wordprocessingDrawing" xmlns:wp="http://schemas.openxmlformats.org/drawingml/2006/wordprocessingDrawing" xmlns:w10="urn:schemas-microsoft-com:office:word" xmlns:w="http://schemas.openxmlformats.org/wordprocessingml/2006/main" xmlns:w14="http://schemas.microsoft.com/office/word/2010/wordml" xmlns:w15="http://schemas.microsoft.com/office/word/2012/wordml" xmlns:w16cex="http://schemas.microsoft.com/office/word/2018/wordml/cex" xmlns:w16cid="http://schemas.microsoft.com/office/word/2016/wordml/cid" xmlns:w16="http://schemas.microsoft.com/office/word/2018/wordml" xmlns:w16du="http://schemas.microsoft.com/office/word/2023/wordml/word16du" xmlns:w16sdtdh="http://schemas.microsoft.com/office/word/2020/wordml/sdtdatahash" xmlns:w16sdtfl="http://schemas.microsoft.com/office/word/2024/wordml/sdtformatlock" xmlns:w16se="http://schemas.microsoft.com/office/word/2015/wordml/symex" xmlns:wpg="http://schemas.microsoft.com/office/word/2010/wordprocessingGroup" xmlns:wpi="http://schemas.microsoft.com/office/word/2010/wordprocessingInk" xmlns:wne="http://schemas.microsoft.com/office/word/2006/wordml" xmlns:wps="http://schemas.microsoft.com/office/word/2010/wordprocessingShape" mc:Ignorable="w14 w15 w16se w16cid w16 w16cex w16sdtdh w16sdtfl w16du wp14">
   <w:footnote w:type="separator" w:id="-1">
     <w:p>
       <w:pPr>
@@ -3986,14 +4060,14 @@
 </file>
 
 <file path=word/header1.xml><?xml version="1.0" encoding="utf-8"?>
-<w:hdr xmlns:wpc="http://schemas.microsoft.com/office/word/2010/wordprocessingCanvas" xmlns:cx="http://schemas.microsoft.com/office/drawing/2014/chartex" xmlns:cx1="http://schemas.microsoft.com/office/drawing/2015/9/8/chartex" xmlns:cx2="http://schemas.microsoft.com/office/drawing/2015/10/21/chartex" xmlns:cx3="http://schemas.microsoft.com/office/drawing/2016/5/9/chartex" xmlns:cx4="http://schemas.microsoft.com/office/drawing/2016/5/10/chartex" xmlns:cx5="http://schemas.microsoft.com/office/drawing/2016/5/11/chartex" xmlns:cx6="http://schemas.microsoft.com/office/drawing/2016/5/12/chartex" xmlns:cx7="http://schemas.microsoft.com/office/drawing/2016/5/13/chartex" xmlns:cx8="http://schemas.microsoft.com/office/drawing/2016/5/14/chartex" xmlns:mc="http://schemas.openxmlformats.org/markup-compatibility/2006" xmlns:aink="http://schemas.microsoft.com/office/drawing/2016/ink" xmlns:am3d="http://schemas.microsoft.com/office/drawing/2017/model3d" xmlns:o="urn:schemas-microsoft-com:office:office" xmlns:oel="http://schemas.microsoft.com/office/2019/extlst" xmlns:r="http://schemas.openxmlformats.org/officeDocument/2006/relationships" xmlns:m="http://schemas.openxmlformats.org/officeDocument/2006/math" xmlns:v="urn:schemas-microsoft-com:vml" xmlns:wp14="http://schemas.microsoft.com/office/word/2010/wordprocessingDrawing" xmlns:wp="http://schemas.openxmlformats.org/drawingml/2006/wordprocessingDrawing" xmlns:w10="urn:schemas-microsoft-com:office:word" xmlns:w="http://schemas.openxmlformats.org/wordprocessingml/2006/main" xmlns:w14="http://schemas.microsoft.com/office/word/2010/wordml" xmlns:w15="http://schemas.microsoft.com/office/word/2012/wordml" xmlns:w16cei="http://schemas.microsoft.com/office/word/2026/wordml/cei" xmlns:w16cex="http://schemas.microsoft.com/office/word/2018/wordml/cex" xmlns:w16cid="http://schemas.microsoft.com/office/word/2016/wordml/cid" xmlns:w16="http://schemas.microsoft.com/office/word/2018/wordml" xmlns:w16du="http://schemas.microsoft.com/office/word/2023/wordml/word16du" xmlns:w16sdtdh="http://schemas.microsoft.com/office/word/2020/wordml/sdtdatahash" xmlns:w16sdtfl="http://schemas.microsoft.com/office/word/2024/wordml/sdtformatlock" xmlns:w16se="http://schemas.microsoft.com/office/word/2015/wordml/symex" xmlns:wpg="http://schemas.microsoft.com/office/word/2010/wordprocessingGroup" xmlns:wpi="http://schemas.microsoft.com/office/word/2010/wordprocessingInk" xmlns:wne="http://schemas.microsoft.com/office/word/2006/wordml" xmlns:wps="http://schemas.microsoft.com/office/word/2010/wordprocessingShape" mc:Ignorable="w14 w15 w16se w16cid w16 w16cex w16sdtdh w16sdtfl w16du wp14">
+<w:hdr xmlns:wpc="http://schemas.microsoft.com/office/word/2010/wordprocessingCanvas" xmlns:cx="http://schemas.microsoft.com/office/drawing/2014/chartex" xmlns:cx1="http://schemas.microsoft.com/office/drawing/2015/9/8/chartex" xmlns:cx2="http://schemas.microsoft.com/office/drawing/2015/10/21/chartex" xmlns:cx3="http://schemas.microsoft.com/office/drawing/2016/5/9/chartex" xmlns:cx4="http://schemas.microsoft.com/office/drawing/2016/5/10/chartex" xmlns:cx5="http://schemas.microsoft.com/office/drawing/2016/5/11/chartex" xmlns:cx6="http://schemas.microsoft.com/office/drawing/2016/5/12/chartex" xmlns:cx7="http://schemas.microsoft.com/office/drawing/2016/5/13/chartex" xmlns:cx8="http://schemas.microsoft.com/office/drawing/2016/5/14/chartex" xmlns:mc="http://schemas.openxmlformats.org/markup-compatibility/2006" xmlns:aink="http://schemas.microsoft.com/office/drawing/2016/ink" xmlns:am3d="http://schemas.microsoft.com/office/drawing/2017/model3d" xmlns:o="urn:schemas-microsoft-com:office:office" xmlns:oel="http://schemas.microsoft.com/office/2019/extlst" xmlns:r="http://schemas.openxmlformats.org/officeDocument/2006/relationships" xmlns:m="http://schemas.openxmlformats.org/officeDocument/2006/math" xmlns:v="urn:schemas-microsoft-com:vml" xmlns:wp14="http://schemas.microsoft.com/office/word/2010/wordprocessingDrawing" xmlns:wp="http://schemas.openxmlformats.org/drawingml/2006/wordprocessingDrawing" xmlns:w10="urn:schemas-microsoft-com:office:word" xmlns:w="http://schemas.openxmlformats.org/wordprocessingml/2006/main" xmlns:w14="http://schemas.microsoft.com/office/word/2010/wordml" xmlns:w15="http://schemas.microsoft.com/office/word/2012/wordml" xmlns:w16cex="http://schemas.microsoft.com/office/word/2018/wordml/cex" xmlns:w16cid="http://schemas.microsoft.com/office/word/2016/wordml/cid" xmlns:w16="http://schemas.microsoft.com/office/word/2018/wordml" xmlns:w16du="http://schemas.microsoft.com/office/word/2023/wordml/word16du" xmlns:w16sdtdh="http://schemas.microsoft.com/office/word/2020/wordml/sdtdatahash" xmlns:w16sdtfl="http://schemas.microsoft.com/office/word/2024/wordml/sdtformatlock" xmlns:w16se="http://schemas.microsoft.com/office/word/2015/wordml/symex" xmlns:wpg="http://schemas.microsoft.com/office/word/2010/wordprocessingGroup" xmlns:wpi="http://schemas.microsoft.com/office/word/2010/wordprocessingInk" xmlns:wne="http://schemas.microsoft.com/office/word/2006/wordml" xmlns:wps="http://schemas.microsoft.com/office/word/2010/wordprocessingShape" mc:Ignorable="w14 w15 w16se w16cid w16 w16cex w16sdtdh w16sdtfl w16du wp14">
+  <w:bookmarkStart w:id="0" w:name="_Hlk184387129"/>
+  <w:bookmarkStart w:id="1" w:name="_Hlk184387130"/>
   <w:p>
     <w:pPr>
       <w:pStyle w:val="Header"/>
       <w:spacing w:before="240" w:after="240"/>
     </w:pPr>
-    <w:bookmarkStart w:id="0" w:name="_Hlk184387129"/>
-    <w:bookmarkStart w:id="1" w:name="_Hlk184387130"/>
     <w:r>
       <w:rPr>
         <w:noProof/>
@@ -4215,7 +4289,7 @@
             </wp:anchor>
           </w:drawing>
         </mc:Choice>
-        <mc:Fallback>
+        <mc:Fallback xmlns:w16cei="http://schemas.microsoft.com/office/word/2026/wordml/cei">
           <w:pict>
             <v:shapetype w14:anchorId="193820C5" id="_x0000_t202" coordsize="21600,21600" o:spt="202" path="m,l,21600r21600,l21600,xe">
               <v:stroke joinstyle="miter"/>
@@ -4590,7 +4664,7 @@
             </wp:anchor>
           </w:drawing>
         </mc:Choice>
-        <mc:Fallback>
+        <mc:Fallback xmlns:w16cei="http://schemas.microsoft.com/office/word/2026/wordml/cei">
           <w:pict>
             <v:shape w14:anchorId="5DD39641" id="Text Box 4" o:spid="_x0000_s1028" type="#_x0000_t202" style="position:absolute;margin-left:34.65pt;margin-top:-2.6pt;width:299.3pt;height:79pt;z-index:251660288;visibility:visible;mso-wrap-style:square;mso-width-percent:0;mso-height-percent:0;mso-wrap-distance-left:9pt;mso-wrap-distance-top:0;mso-wrap-distance-right:9pt;mso-wrap-distance-bottom:0;mso-position-horizontal:absolute;mso-position-horizontal-relative:text;mso-position-vertical:absolute;mso-position-vertical-relative:text;mso-width-percent:0;mso-height-percent:0;mso-width-relative:margin;mso-height-relative:margin;v-text-anchor:top" o:gfxdata="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" stroked="f">
               <v:textbox>

--- a/public/doc-templates/KP/pembimbing-kp-st.docx
+++ b/public/doc-templates/KP/pembimbing-kp-st.docx
@@ -491,7 +491,6 @@
           </w:tcPr>
           <w:p>
             <w:pPr>
-              <w:spacing w:line="276" w:lineRule="auto"/>
               <w:jc w:val="center"/>
               <w:rPr>
                 <w:rFonts w:ascii="Times New Roman" w:hAnsi="Times New Roman" w:cs="Times New Roman"/>
@@ -516,8 +515,6 @@
           </w:tcPr>
           <w:p>
             <w:pPr>
-              <w:spacing w:line="276" w:lineRule="auto"/>
-              <w:jc w:val="both"/>
               <w:rPr>
                 <w:rFonts w:ascii="Times New Roman" w:hAnsi="Times New Roman" w:cs="Times New Roman"/>
                 <w:sz w:val="24"/>
@@ -541,8 +538,7 @@
           </w:tcPr>
           <w:p>
             <w:pPr>
-              <w:spacing w:line="276" w:lineRule="auto"/>
-              <w:jc w:val="both"/>
+              <w:jc w:val="center"/>
               <w:rPr>
                 <w:rFonts w:ascii="Times New Roman" w:hAnsi="Times New Roman" w:cs="Times New Roman"/>
                 <w:sz w:val="24"/>
@@ -566,7 +562,7 @@
           </w:tcPr>
           <w:p>
             <w:pPr>
-              <w:spacing w:line="276" w:lineRule="auto"/>
+              <w:jc w:val="center"/>
               <w:rPr>
                 <w:rFonts w:ascii="Times New Roman" w:hAnsi="Times New Roman" w:cs="Times New Roman"/>
                 <w:sz w:val="24"/>
@@ -583,14 +579,6 @@
               <w:t>Pembimbing</w:t>
             </w:r>
             <w:proofErr w:type="spellEnd"/>
-            <w:r>
-              <w:rPr>
-                <w:rFonts w:ascii="Times New Roman" w:hAnsi="Times New Roman" w:cs="Times New Roman"/>
-                <w:sz w:val="24"/>
-                <w:szCs w:val="24"/>
-              </w:rPr>
-              <w:t xml:space="preserve"> </w:t>
-            </w:r>
           </w:p>
         </w:tc>
       </w:tr>
@@ -964,7 +952,7 @@
       </w:tr>
       <w:tr>
         <w:trPr>
-          <w:trHeight w:val="664"/>
+          <w:trHeight w:val="253"/>
         </w:trPr>
         <w:tc>
           <w:tcPr>
@@ -972,9 +960,7 @@
           </w:tcPr>
           <w:p>
             <w:pPr>
-              <w:spacing w:before="100" w:beforeAutospacing="1" w:line="360" w:lineRule="auto"/>
               <w:ind w:right="-110"/>
-              <w:jc w:val="both"/>
               <w:rPr>
                 <w:rFonts w:ascii="Times New Roman" w:hAnsi="Times New Roman" w:cs="Times New Roman"/>
                 <w:sz w:val="24"/>
@@ -1015,7 +1001,6 @@
           </w:tcPr>
           <w:p>
             <w:pPr>
-              <w:jc w:val="both"/>
               <w:rPr>
                 <w:rFonts w:ascii="Times New Roman" w:hAnsi="Times New Roman" w:cs="Times New Roman"/>
                 <w:sz w:val="24"/>
@@ -1038,7 +1023,6 @@
           </w:tcPr>
           <w:p>
             <w:pPr>
-              <w:jc w:val="both"/>
               <w:rPr>
                 <w:rFonts w:ascii="Times New Roman" w:hAnsi="Times New Roman" w:cs="Times New Roman"/>
                 <w:sz w:val="24"/>
@@ -1199,7 +1183,7 @@
     <w:tbl>
       <w:tblPr>
         <w:tblStyle w:val="TableGrid"/>
-        <w:tblW w:w="9072" w:type="dxa"/>
+        <w:tblW w:w="9360" w:type="dxa"/>
         <w:tblInd w:w="562" w:type="dxa"/>
         <w:tblBorders>
           <w:top w:val="none" w:sz="0" w:space="0" w:color="auto"/>
@@ -1213,6 +1197,7 @@
       </w:tblPr>
       <w:tblGrid>
         <w:gridCol w:w="1418"/>
+        <w:gridCol w:w="288"/>
         <w:gridCol w:w="7654"/>
       </w:tblGrid>
       <w:tr>
@@ -1232,6 +1217,7 @@
                 <w:szCs w:val="24"/>
               </w:rPr>
             </w:pPr>
+            <w:proofErr w:type="spellStart"/>
             <w:r>
               <w:rPr>
                 <w:rFonts w:ascii="Times New Roman" w:hAnsi="Times New Roman" w:cs="Times New Roman"/>
@@ -1240,6 +1226,7 @@
               </w:rPr>
               <w:t>Mulai</w:t>
             </w:r>
+            <w:proofErr w:type="spellEnd"/>
             <w:r>
               <w:rPr>
                 <w:rFonts w:ascii="Times New Roman" w:hAnsi="Times New Roman" w:cs="Times New Roman"/>
@@ -1247,6 +1234,29 @@
                 <w:szCs w:val="24"/>
               </w:rPr>
               <w:tab/>
+            </w:r>
+          </w:p>
+        </w:tc>
+        <w:tc>
+          <w:tcPr>
+            <w:tcW w:w="288" w:type="dxa"/>
+          </w:tcPr>
+          <w:p>
+            <w:pPr>
+              <w:jc w:val="both"/>
+              <w:rPr>
+                <w:rFonts w:ascii="Times New Roman" w:hAnsi="Times New Roman" w:cs="Times New Roman"/>
+                <w:sz w:val="24"/>
+                <w:szCs w:val="24"/>
+              </w:rPr>
+            </w:pPr>
+            <w:r>
+              <w:rPr>
+                <w:rFonts w:ascii="Times New Roman" w:hAnsi="Times New Roman" w:cs="Times New Roman"/>
+                <w:sz w:val="24"/>
+                <w:szCs w:val="24"/>
+              </w:rPr>
+              <w:t>:</w:t>
             </w:r>
           </w:p>
         </w:tc>
@@ -1263,14 +1273,6 @@
                 <w:szCs w:val="24"/>
               </w:rPr>
             </w:pPr>
-            <w:r>
-              <w:rPr>
-                <w:rFonts w:ascii="Times New Roman" w:hAnsi="Times New Roman" w:cs="Times New Roman"/>
-                <w:sz w:val="24"/>
-                <w:szCs w:val="24"/>
-              </w:rPr>
-              <w:t xml:space="preserve">: </w:t>
-            </w:r>
             <w:r>
               <w:rPr>
                 <w:rFonts w:ascii="Times New Roman" w:hAnsi="Times New Roman" w:cs="Times New Roman"/>
@@ -1339,6 +1341,29 @@
         </w:tc>
         <w:tc>
           <w:tcPr>
+            <w:tcW w:w="288" w:type="dxa"/>
+          </w:tcPr>
+          <w:p>
+            <w:pPr>
+              <w:jc w:val="both"/>
+              <w:rPr>
+                <w:rFonts w:ascii="Times New Roman" w:hAnsi="Times New Roman" w:cs="Times New Roman"/>
+                <w:sz w:val="24"/>
+                <w:szCs w:val="24"/>
+              </w:rPr>
+            </w:pPr>
+            <w:r>
+              <w:rPr>
+                <w:rFonts w:ascii="Times New Roman" w:hAnsi="Times New Roman" w:cs="Times New Roman"/>
+                <w:sz w:val="24"/>
+                <w:szCs w:val="24"/>
+              </w:rPr>
+              <w:t>:</w:t>
+            </w:r>
+          </w:p>
+        </w:tc>
+        <w:tc>
+          <w:tcPr>
             <w:tcW w:w="7654" w:type="dxa"/>
           </w:tcPr>
           <w:p>
@@ -1356,14 +1381,6 @@
                 <w:sz w:val="24"/>
                 <w:szCs w:val="24"/>
               </w:rPr>
-              <w:t xml:space="preserve">: </w:t>
-            </w:r>
-            <w:r>
-              <w:rPr>
-                <w:rFonts w:ascii="Times New Roman" w:hAnsi="Times New Roman" w:cs="Times New Roman"/>
-                <w:sz w:val="24"/>
-                <w:szCs w:val="24"/>
-              </w:rPr>
               <w:t>{</w:t>
             </w:r>
             <w:proofErr w:type="spellStart"/>
@@ -1398,17 +1415,6 @@
           <w:szCs w:val="24"/>
         </w:rPr>
       </w:pPr>
-    </w:p>
-    <w:p>
-      <w:pPr>
-        <w:spacing w:after="0"/>
-        <w:jc w:val="both"/>
-        <w:rPr>
-          <w:rFonts w:ascii="Times New Roman" w:hAnsi="Times New Roman" w:cs="Times New Roman"/>
-          <w:sz w:val="24"/>
-          <w:szCs w:val="24"/>
-        </w:rPr>
-      </w:pPr>
       <w:proofErr w:type="spellStart"/>
       <w:r>
         <w:rPr>
@@ -1617,7 +1623,15 @@
           <w:sz w:val="24"/>
           <w:szCs w:val="24"/>
         </w:rPr>
-        <w:t>tgl_surat_stkp</w:t>
+        <w:t>tgl_</w:t>
+      </w:r>
+      <w:r>
+        <w:rPr>
+          <w:rFonts w:ascii="Times New Roman" w:hAnsi="Times New Roman" w:cs="Times New Roman"/>
+          <w:sz w:val="24"/>
+          <w:szCs w:val="24"/>
+        </w:rPr>
+        <w:t>cetak</w:t>
       </w:r>
       <w:proofErr w:type="spellEnd"/>
       <w:r>
@@ -1845,6 +1859,103 @@
     </w:p>
     <w:p>
       <w:pPr>
+        <w:spacing w:after="0" w:line="240" w:lineRule="auto"/>
+        <w:ind w:left="3402"/>
+        <w:rPr>
+          <w:rFonts w:ascii="Times New Roman" w:eastAsia="Times New Roman" w:hAnsi="Times New Roman" w:cs="Times New Roman"/>
+          <w:color w:val="000000"/>
+          <w:sz w:val="24"/>
+          <w:szCs w:val="24"/>
+          <w:u w:val="single"/>
+          <w:lang w:val="en-ID" w:eastAsia="en-ID"/>
+        </w:rPr>
+      </w:pPr>
+      <w:r>
+        <w:rPr>
+          <w:rFonts w:ascii="Times New Roman" w:eastAsia="Times New Roman" w:hAnsi="Times New Roman" w:cs="Times New Roman"/>
+          <w:color w:val="000000"/>
+          <w:sz w:val="24"/>
+          <w:szCs w:val="24"/>
+          <w:u w:val="single"/>
+          <w:lang w:val="en-ID" w:eastAsia="en-ID"/>
+        </w:rPr>
+        <w:t xml:space="preserve">Dr. Ir. Budi </w:t>
+      </w:r>
+      <w:proofErr w:type="spellStart"/>
+      <w:r>
+        <w:rPr>
+          <w:rFonts w:ascii="Times New Roman" w:eastAsia="Times New Roman" w:hAnsi="Times New Roman" w:cs="Times New Roman"/>
+          <w:color w:val="000000"/>
+          <w:sz w:val="24"/>
+          <w:szCs w:val="24"/>
+          <w:u w:val="single"/>
+          <w:lang w:val="en-ID" w:eastAsia="en-ID"/>
+        </w:rPr>
+        <w:t>Prasetyo</w:t>
+      </w:r>
+      <w:proofErr w:type="spellEnd"/>
+      <w:r>
+        <w:rPr>
+          <w:rFonts w:ascii="Times New Roman" w:eastAsia="Times New Roman" w:hAnsi="Times New Roman" w:cs="Times New Roman"/>
+          <w:color w:val="000000"/>
+          <w:sz w:val="24"/>
+          <w:szCs w:val="24"/>
+          <w:u w:val="single"/>
+          <w:lang w:val="en-ID" w:eastAsia="en-ID"/>
+        </w:rPr>
+        <w:t xml:space="preserve"> </w:t>
+      </w:r>
+      <w:proofErr w:type="spellStart"/>
+      <w:r>
+        <w:rPr>
+          <w:rFonts w:ascii="Times New Roman" w:eastAsia="Times New Roman" w:hAnsi="Times New Roman" w:cs="Times New Roman"/>
+          <w:color w:val="000000"/>
+          <w:sz w:val="24"/>
+          <w:szCs w:val="24"/>
+          <w:u w:val="single"/>
+          <w:lang w:val="en-ID" w:eastAsia="en-ID"/>
+        </w:rPr>
+        <w:t>Samadikun</w:t>
+      </w:r>
+      <w:proofErr w:type="spellEnd"/>
+      <w:r>
+        <w:rPr>
+          <w:rFonts w:ascii="Times New Roman" w:eastAsia="Times New Roman" w:hAnsi="Times New Roman" w:cs="Times New Roman"/>
+          <w:color w:val="000000"/>
+          <w:sz w:val="24"/>
+          <w:szCs w:val="24"/>
+          <w:u w:val="single"/>
+          <w:lang w:val="en-ID" w:eastAsia="en-ID"/>
+        </w:rPr>
+        <w:t xml:space="preserve">, S.T., </w:t>
+      </w:r>
+      <w:proofErr w:type="spellStart"/>
+      <w:r>
+        <w:rPr>
+          <w:rFonts w:ascii="Times New Roman" w:eastAsia="Times New Roman" w:hAnsi="Times New Roman" w:cs="Times New Roman"/>
+          <w:color w:val="000000"/>
+          <w:sz w:val="24"/>
+          <w:szCs w:val="24"/>
+          <w:u w:val="single"/>
+          <w:lang w:val="en-ID" w:eastAsia="en-ID"/>
+        </w:rPr>
+        <w:t>M.Si</w:t>
+      </w:r>
+      <w:proofErr w:type="spellEnd"/>
+      <w:r>
+        <w:rPr>
+          <w:rFonts w:ascii="Times New Roman" w:eastAsia="Times New Roman" w:hAnsi="Times New Roman" w:cs="Times New Roman"/>
+          <w:color w:val="000000"/>
+          <w:sz w:val="24"/>
+          <w:szCs w:val="24"/>
+          <w:u w:val="single"/>
+          <w:lang w:val="en-ID" w:eastAsia="en-ID"/>
+        </w:rPr>
+        <w:t>., IPU., ASEAN Eng.</w:t>
+      </w:r>
+    </w:p>
+    <w:p>
+      <w:pPr>
         <w:spacing w:after="0" w:line="276" w:lineRule="auto"/>
         <w:ind w:left="3402"/>
         <w:jc w:val="both"/>
@@ -1859,101 +1970,60 @@
       </w:pPr>
       <w:r>
         <w:rPr>
-          <w:rFonts w:ascii="TimesNewRomanPSMT" w:eastAsia="Times New Roman" w:hAnsi="TimesNewRomanPSMT" w:cs="Times New Roman"/>
-          <w:color w:val="000000"/>
-          <w:sz w:val="24"/>
-          <w:szCs w:val="24"/>
-          <w:u w:val="single"/>
-          <w:lang w:val="en-ID" w:eastAsia="en-ID"/>
-        </w:rPr>
-        <w:t xml:space="preserve">Dr. Ir. Budi </w:t>
-      </w:r>
-      <w:proofErr w:type="spellStart"/>
-      <w:r>
-        <w:rPr>
-          <w:rFonts w:ascii="TimesNewRomanPSMT" w:eastAsia="Times New Roman" w:hAnsi="TimesNewRomanPSMT" w:cs="Times New Roman"/>
-          <w:color w:val="000000"/>
-          <w:sz w:val="24"/>
-          <w:szCs w:val="24"/>
-          <w:u w:val="single"/>
-          <w:lang w:val="en-ID" w:eastAsia="en-ID"/>
-        </w:rPr>
-        <w:t>Prasetyo</w:t>
-      </w:r>
-      <w:proofErr w:type="spellEnd"/>
-      <w:r>
-        <w:rPr>
-          <w:rFonts w:ascii="TimesNewRomanPSMT" w:eastAsia="Times New Roman" w:hAnsi="TimesNewRomanPSMT" w:cs="Times New Roman"/>
-          <w:color w:val="000000"/>
-          <w:sz w:val="24"/>
-          <w:szCs w:val="24"/>
-          <w:u w:val="single"/>
-          <w:lang w:val="en-ID" w:eastAsia="en-ID"/>
-        </w:rPr>
-        <w:t xml:space="preserve"> </w:t>
-      </w:r>
-      <w:proofErr w:type="spellStart"/>
-      <w:r>
-        <w:rPr>
-          <w:rFonts w:ascii="TimesNewRomanPSMT" w:eastAsia="Times New Roman" w:hAnsi="TimesNewRomanPSMT" w:cs="Times New Roman"/>
-          <w:color w:val="000000"/>
-          <w:sz w:val="24"/>
-          <w:szCs w:val="24"/>
-          <w:u w:val="single"/>
-          <w:lang w:val="en-ID" w:eastAsia="en-ID"/>
-        </w:rPr>
-        <w:t>Samadikun</w:t>
-      </w:r>
-      <w:proofErr w:type="spellEnd"/>
-      <w:r>
-        <w:rPr>
-          <w:rFonts w:ascii="TimesNewRomanPSMT" w:eastAsia="Times New Roman" w:hAnsi="TimesNewRomanPSMT" w:cs="Times New Roman"/>
-          <w:color w:val="000000"/>
-          <w:sz w:val="24"/>
-          <w:szCs w:val="24"/>
-          <w:u w:val="single"/>
-          <w:lang w:val="en-ID" w:eastAsia="en-ID"/>
-        </w:rPr>
-        <w:t xml:space="preserve">, S.T., </w:t>
-      </w:r>
-      <w:proofErr w:type="spellStart"/>
-      <w:r>
-        <w:rPr>
-          <w:rFonts w:ascii="TimesNewRomanPSMT" w:eastAsia="Times New Roman" w:hAnsi="TimesNewRomanPSMT" w:cs="Times New Roman"/>
-          <w:color w:val="000000"/>
-          <w:sz w:val="24"/>
-          <w:szCs w:val="24"/>
-          <w:u w:val="single"/>
-          <w:lang w:val="en-ID" w:eastAsia="en-ID"/>
-        </w:rPr>
-        <w:t>M.Si</w:t>
-      </w:r>
-      <w:proofErr w:type="spellEnd"/>
-      <w:r>
-        <w:rPr>
-          <w:rFonts w:ascii="TimesNewRomanPSMT" w:eastAsia="Times New Roman" w:hAnsi="TimesNewRomanPSMT" w:cs="Times New Roman"/>
-          <w:color w:val="000000"/>
-          <w:sz w:val="24"/>
-          <w:szCs w:val="24"/>
-          <w:u w:val="single"/>
-          <w:lang w:val="en-ID" w:eastAsia="en-ID"/>
-        </w:rPr>
-        <w:t>., IPU., ASEAN Eng.</w:t>
+          <w:rFonts w:ascii="Times New Roman" w:hAnsi="Times New Roman" w:cs="Times New Roman"/>
+          <w:sz w:val="24"/>
+          <w:szCs w:val="24"/>
+        </w:rPr>
+        <w:t xml:space="preserve">NIP. </w:t>
+      </w:r>
+      <w:r>
+        <w:rPr>
+          <w:rFonts w:ascii="Times New Roman" w:hAnsi="Times New Roman" w:cs="Times New Roman"/>
+          <w:sz w:val="24"/>
+          <w:szCs w:val="24"/>
+        </w:rPr>
+        <w:t>197805142005011001</w:t>
       </w:r>
     </w:p>
     <w:p>
       <w:pPr>
-        <w:spacing w:after="0" w:line="276" w:lineRule="auto"/>
-        <w:ind w:left="3402"/>
-        <w:jc w:val="both"/>
-        <w:rPr>
-          <w:rFonts w:ascii="TimesNewRomanPSMT" w:eastAsia="Times New Roman" w:hAnsi="TimesNewRomanPSMT" w:cs="Times New Roman"/>
-          <w:color w:val="000000"/>
-          <w:sz w:val="24"/>
-          <w:szCs w:val="24"/>
-          <w:u w:val="single"/>
-          <w:lang w:val="en-ID" w:eastAsia="en-ID"/>
-        </w:rPr>
+        <w:spacing w:after="0" w:line="240" w:lineRule="auto"/>
+        <w:jc w:val="center"/>
+        <w:rPr>
+          <w:rFonts w:ascii="Times New Roman" w:hAnsi="Times New Roman" w:cs="Times New Roman"/>
+          <w:b/>
+          <w:bCs/>
+          <w:sz w:val="30"/>
+          <w:szCs w:val="30"/>
+        </w:rPr>
+        <w:sectPr>
+          <w:headerReference w:type="default" r:id="rId8"/>
+          <w:footerReference w:type="default" r:id="rId9"/>
+          <w:type w:val="continuous"/>
+          <w:pgSz w:w="11906" w:h="16838" w:code="9"/>
+          <w:pgMar w:top="1440" w:right="1440" w:bottom="1440" w:left="1440" w:header="270" w:footer="900" w:gutter="0"/>
+          <w:cols w:space="720"/>
+          <w:docGrid w:linePitch="360"/>
+        </w:sectPr>
+      </w:pPr>
+    </w:p>
+    <w:p>
+      <w:pPr>
+        <w:spacing w:after="0" w:line="240" w:lineRule="auto"/>
+        <w:rPr>
+          <w:rFonts w:ascii="Times New Roman" w:hAnsi="Times New Roman" w:cs="Times New Roman"/>
+          <w:b/>
+          <w:bCs/>
+          <w:sz w:val="30"/>
+          <w:szCs w:val="30"/>
+        </w:rPr>
+        <w:sectPr>
+          <w:type w:val="continuous"/>
+          <w:pgSz w:w="11906" w:h="16838" w:code="9"/>
+          <w:pgMar w:top="915" w:right="1133" w:bottom="568" w:left="1134" w:header="270" w:footer="900" w:gutter="0"/>
+          <w:cols w:space="720"/>
+          <w:docGrid w:linePitch="360"/>
+        </w:sectPr>
       </w:pPr>
       <w:r>
         <w:rPr>
@@ -1967,25 +2037,17 @@
         <mc:AlternateContent>
           <mc:Choice Requires="wps">
             <w:drawing>
-              <wp:anchor distT="45720" distB="45720" distL="114300" distR="114300" simplePos="0" relativeHeight="251659264" behindDoc="1" locked="0" layoutInCell="1" allowOverlap="1" wp14:anchorId="32F8C9A2" wp14:editId="2C61A354">
+              <wp:anchor distT="45720" distB="45720" distL="114300" distR="114300" simplePos="0" relativeHeight="251659264" behindDoc="0" locked="0" layoutInCell="1" allowOverlap="1" wp14:anchorId="32F8C9A2" wp14:editId="11334527">
                 <wp:simplePos x="0" y="0"/>
                 <wp:positionH relativeFrom="column">
-                  <wp:posOffset>-343077</wp:posOffset>
+                  <wp:posOffset>-329565</wp:posOffset>
                 </wp:positionH>
                 <wp:positionV relativeFrom="paragraph">
-                  <wp:posOffset>403269</wp:posOffset>
+                  <wp:posOffset>210185</wp:posOffset>
                 </wp:positionV>
                 <wp:extent cx="2870200" cy="775970"/>
                 <wp:effectExtent l="0" t="0" r="25400" b="24130"/>
-                <wp:wrapTight wrapText="bothSides">
-                  <wp:wrapPolygon edited="0">
-                    <wp:start x="0" y="0"/>
-                    <wp:lineTo x="0" y="21741"/>
-                    <wp:lineTo x="21648" y="21741"/>
-                    <wp:lineTo x="21648" y="0"/>
-                    <wp:lineTo x="0" y="0"/>
-                  </wp:wrapPolygon>
-                </wp:wrapTight>
+                <wp:wrapNone/>
                 <wp:docPr id="217" name="Text Box 2"/>
                 <wp:cNvGraphicFramePr>
                   <a:graphicFrameLocks xmlns:a="http://schemas.openxmlformats.org/drawingml/2006/main"/>
@@ -2183,13 +2245,13 @@
               </wp:anchor>
             </w:drawing>
           </mc:Choice>
-          <mc:Fallback xmlns:w16cei="http://schemas.microsoft.com/office/word/2026/wordml/cei">
+          <mc:Fallback>
             <w:pict>
               <v:shapetype w14:anchorId="32F8C9A2" id="_x0000_t202" coordsize="21600,21600" o:spt="202" path="m,l,21600r21600,l21600,xe">
                 <v:stroke joinstyle="miter"/>
                 <v:path gradientshapeok="t" o:connecttype="rect"/>
               </v:shapetype>
-              <v:shape id="Text Box 2" o:spid="_x0000_s1026" type="#_x0000_t202" style="position:absolute;left:0;text-align:left;margin-left:-27pt;margin-top:31.75pt;width:226pt;height:61.1pt;z-index:-251657216;visibility:visible;mso-wrap-style:square;mso-width-percent:0;mso-height-percent:0;mso-wrap-distance-left:9pt;mso-wrap-distance-top:3.6pt;mso-wrap-distance-right:9pt;mso-wrap-distance-bottom:3.6pt;mso-position-horizontal:absolute;mso-position-horizontal-relative:text;mso-position-vertical:absolute;mso-position-vertical-relative:text;mso-width-percent:0;mso-height-percent:0;mso-width-relative:margin;mso-height-relative:margin;v-text-anchor:top" o:gfxdata="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">
+              <v:shape id="Text Box 2" o:spid="_x0000_s1026" type="#_x0000_t202" style="position:absolute;margin-left:-25.95pt;margin-top:16.55pt;width:226pt;height:61.1pt;z-index:251659264;visibility:visible;mso-wrap-style:square;mso-width-percent:0;mso-height-percent:0;mso-wrap-distance-left:9pt;mso-wrap-distance-top:3.6pt;mso-wrap-distance-right:9pt;mso-wrap-distance-bottom:3.6pt;mso-position-horizontal:absolute;mso-position-horizontal-relative:text;mso-position-vertical:absolute;mso-position-vertical-relative:text;mso-width-percent:0;mso-height-percent:0;mso-width-relative:margin;mso-height-relative:margin;v-text-anchor:top" o:gfxdata="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">
                 <v:textbox>
                   <w:txbxContent>
                     <w:p>
@@ -2342,28 +2404,11 @@
                     </w:p>
                   </w:txbxContent>
                 </v:textbox>
-                <w10:wrap type="tight"/>
               </v:shape>
             </w:pict>
           </mc:Fallback>
         </mc:AlternateContent>
       </w:r>
-      <w:r>
-        <w:rPr>
-          <w:rFonts w:ascii="Times New Roman" w:hAnsi="Times New Roman" w:cs="Times New Roman"/>
-          <w:sz w:val="24"/>
-          <w:szCs w:val="24"/>
-        </w:rPr>
-        <w:t xml:space="preserve">NIP. </w:t>
-      </w:r>
-      <w:r>
-        <w:rPr>
-          <w:rFonts w:ascii="Times New Roman" w:hAnsi="Times New Roman" w:cs="Times New Roman"/>
-          <w:sz w:val="24"/>
-          <w:szCs w:val="24"/>
-        </w:rPr>
-        <w:t>197805142005011001</w:t>
-      </w:r>
     </w:p>
     <w:p>
       <w:pPr>
@@ -2376,20 +2421,29 @@
           <w:sz w:val="30"/>
           <w:szCs w:val="30"/>
         </w:rPr>
-        <w:sectPr>
-          <w:headerReference w:type="default" r:id="rId8"/>
-          <w:footerReference w:type="default" r:id="rId9"/>
-          <w:type w:val="continuous"/>
-          <w:pgSz w:w="11906" w:h="16838" w:code="9"/>
-          <w:pgMar w:top="915" w:right="1133" w:bottom="284" w:left="993" w:header="270" w:footer="900" w:gutter="0"/>
-          <w:cols w:space="720"/>
-          <w:docGrid w:linePitch="360"/>
-        </w:sectPr>
-      </w:pPr>
-    </w:p>
-    <w:p>
-      <w:pPr>
-        <w:spacing w:after="0" w:line="240" w:lineRule="auto"/>
+      </w:pPr>
+      <w:r>
+        <w:rPr>
+          <w:rFonts w:ascii="Times New Roman" w:hAnsi="Times New Roman" w:cs="Times New Roman"/>
+          <w:b/>
+          <w:bCs/>
+          <w:sz w:val="32"/>
+          <w:szCs w:val="32"/>
+        </w:rPr>
+        <w:lastRenderedPageBreak/>
+        <w:t>SURAT TUGAS</w:t>
+      </w:r>
+      <w:r>
+        <w:rPr>
+          <w:rFonts w:ascii="Times New Roman" w:hAnsi="Times New Roman" w:cs="Times New Roman"/>
+          <w:b/>
+          <w:bCs/>
+          <w:sz w:val="32"/>
+          <w:szCs w:val="32"/>
+        </w:rPr>
+        <w:t xml:space="preserve"> </w:t>
+      </w:r>
+      <w:r>
         <w:rPr>
           <w:rFonts w:ascii="Times New Roman" w:hAnsi="Times New Roman" w:cs="Times New Roman"/>
           <w:b/>
@@ -2397,19 +2451,9 @@
           <w:sz w:val="30"/>
           <w:szCs w:val="30"/>
         </w:rPr>
-        <w:sectPr>
-          <w:type w:val="continuous"/>
-          <w:pgSz w:w="11906" w:h="16838" w:code="9"/>
-          <w:pgMar w:top="915" w:right="1133" w:bottom="568" w:left="1134" w:header="270" w:footer="900" w:gutter="0"/>
-          <w:cols w:space="720"/>
-          <w:docGrid w:linePitch="360"/>
-        </w:sectPr>
-      </w:pPr>
-    </w:p>
-    <w:p>
-      <w:pPr>
-        <w:spacing w:after="0" w:line="240" w:lineRule="auto"/>
-        <w:jc w:val="center"/>
+        <w:t>KERJA</w:t>
+      </w:r>
+      <w:r>
         <w:rPr>
           <w:rFonts w:ascii="Times New Roman" w:hAnsi="Times New Roman" w:cs="Times New Roman"/>
           <w:b/>
@@ -2417,26 +2461,6 @@
           <w:sz w:val="30"/>
           <w:szCs w:val="30"/>
         </w:rPr>
-      </w:pPr>
-      <w:r>
-        <w:rPr>
-          <w:rFonts w:ascii="Times New Roman" w:hAnsi="Times New Roman" w:cs="Times New Roman"/>
-          <w:b/>
-          <w:bCs/>
-          <w:sz w:val="32"/>
-          <w:szCs w:val="32"/>
-        </w:rPr>
-        <w:lastRenderedPageBreak/>
-        <w:t>SURAT TUGAS</w:t>
-      </w:r>
-      <w:r>
-        <w:rPr>
-          <w:rFonts w:ascii="Times New Roman" w:hAnsi="Times New Roman" w:cs="Times New Roman"/>
-          <w:b/>
-          <w:bCs/>
-          <w:sz w:val="32"/>
-          <w:szCs w:val="32"/>
-        </w:rPr>
         <w:t xml:space="preserve"> </w:t>
       </w:r>
       <w:r>
@@ -2447,7 +2471,7 @@
           <w:sz w:val="30"/>
           <w:szCs w:val="30"/>
         </w:rPr>
-        <w:t>KERJA</w:t>
+        <w:t>PRAKT</w:t>
       </w:r>
       <w:r>
         <w:rPr>
@@ -2457,7 +2481,7 @@
           <w:sz w:val="30"/>
           <w:szCs w:val="30"/>
         </w:rPr>
-        <w:t xml:space="preserve"> </w:t>
+        <w:t>I</w:t>
       </w:r>
       <w:r>
         <w:rPr>
@@ -2467,26 +2491,6 @@
           <w:sz w:val="30"/>
           <w:szCs w:val="30"/>
         </w:rPr>
-        <w:t>PRAKT</w:t>
-      </w:r>
-      <w:r>
-        <w:rPr>
-          <w:rFonts w:ascii="Times New Roman" w:hAnsi="Times New Roman" w:cs="Times New Roman"/>
-          <w:b/>
-          <w:bCs/>
-          <w:sz w:val="30"/>
-          <w:szCs w:val="30"/>
-        </w:rPr>
-        <w:t>I</w:t>
-      </w:r>
-      <w:r>
-        <w:rPr>
-          <w:rFonts w:ascii="Times New Roman" w:hAnsi="Times New Roman" w:cs="Times New Roman"/>
-          <w:b/>
-          <w:bCs/>
-          <w:sz w:val="30"/>
-          <w:szCs w:val="30"/>
-        </w:rPr>
         <w:t>K</w:t>
       </w:r>
     </w:p>
@@ -2606,7 +2610,7 @@
     <w:tbl>
       <w:tblPr>
         <w:tblStyle w:val="TableGrid"/>
-        <w:tblW w:w="9473" w:type="dxa"/>
+        <w:tblW w:w="9482" w:type="dxa"/>
         <w:tblInd w:w="562" w:type="dxa"/>
         <w:tblBorders>
           <w:top w:val="none" w:sz="0" w:space="0" w:color="auto"/>
@@ -2619,14 +2623,15 @@
         <w:tblLook w:val="04A0" w:firstRow="1" w:lastRow="0" w:firstColumn="1" w:lastColumn="0" w:noHBand="0" w:noVBand="1"/>
       </w:tblPr>
       <w:tblGrid>
-        <w:gridCol w:w="2694"/>
+        <w:gridCol w:w="2415"/>
+        <w:gridCol w:w="288"/>
         <w:gridCol w:w="6667"/>
         <w:gridCol w:w="112"/>
       </w:tblGrid>
       <w:tr>
         <w:tc>
           <w:tcPr>
-            <w:tcW w:w="2694" w:type="dxa"/>
+            <w:tcW w:w="2415" w:type="dxa"/>
           </w:tcPr>
           <w:p>
             <w:pPr>
@@ -2643,6 +2648,28 @@
                 <w:szCs w:val="24"/>
               </w:rPr>
               <w:t>Nama</w:t>
+            </w:r>
+          </w:p>
+        </w:tc>
+        <w:tc>
+          <w:tcPr>
+            <w:tcW w:w="288" w:type="dxa"/>
+          </w:tcPr>
+          <w:p>
+            <w:pPr>
+              <w:rPr>
+                <w:rFonts w:ascii="Times New Roman" w:hAnsi="Times New Roman" w:cs="Times New Roman"/>
+                <w:sz w:val="24"/>
+                <w:szCs w:val="24"/>
+              </w:rPr>
+            </w:pPr>
+            <w:r>
+              <w:rPr>
+                <w:rFonts w:ascii="Times New Roman" w:hAnsi="Times New Roman" w:cs="Times New Roman"/>
+                <w:sz w:val="24"/>
+                <w:szCs w:val="24"/>
+              </w:rPr>
+              <w:t>:</w:t>
             </w:r>
           </w:p>
         </w:tc>
@@ -2665,14 +2692,6 @@
                 <w:sz w:val="24"/>
                 <w:szCs w:val="24"/>
               </w:rPr>
-              <w:t xml:space="preserve">: </w:t>
-            </w:r>
-            <w:r>
-              <w:rPr>
-                <w:rFonts w:ascii="Times New Roman" w:hAnsi="Times New Roman" w:cs="Times New Roman"/>
-                <w:sz w:val="24"/>
-                <w:szCs w:val="24"/>
-              </w:rPr>
               <w:t>{</w:t>
             </w:r>
             <w:proofErr w:type="spellStart"/>
@@ -2699,7 +2718,7 @@
       <w:tr>
         <w:tc>
           <w:tcPr>
-            <w:tcW w:w="2694" w:type="dxa"/>
+            <w:tcW w:w="2415" w:type="dxa"/>
           </w:tcPr>
           <w:p>
             <w:pPr>
@@ -2716,6 +2735,28 @@
                 <w:szCs w:val="24"/>
               </w:rPr>
               <w:t>NIM</w:t>
+            </w:r>
+          </w:p>
+        </w:tc>
+        <w:tc>
+          <w:tcPr>
+            <w:tcW w:w="288" w:type="dxa"/>
+          </w:tcPr>
+          <w:p>
+            <w:pPr>
+              <w:rPr>
+                <w:rFonts w:ascii="Times New Roman" w:hAnsi="Times New Roman" w:cs="Times New Roman"/>
+                <w:sz w:val="24"/>
+                <w:szCs w:val="24"/>
+              </w:rPr>
+            </w:pPr>
+            <w:r>
+              <w:rPr>
+                <w:rFonts w:ascii="Times New Roman" w:hAnsi="Times New Roman" w:cs="Times New Roman"/>
+                <w:sz w:val="24"/>
+                <w:szCs w:val="24"/>
+              </w:rPr>
+              <w:t>:</w:t>
             </w:r>
           </w:p>
         </w:tc>
@@ -2732,14 +2773,6 @@
                 <w:szCs w:val="24"/>
               </w:rPr>
             </w:pPr>
-            <w:r>
-              <w:rPr>
-                <w:rFonts w:ascii="Times New Roman" w:hAnsi="Times New Roman" w:cs="Times New Roman"/>
-                <w:sz w:val="24"/>
-                <w:szCs w:val="24"/>
-              </w:rPr>
-              <w:t xml:space="preserve">: </w:t>
-            </w:r>
             <w:r>
               <w:rPr>
                 <w:rFonts w:ascii="Times New Roman" w:hAnsi="Times New Roman" w:cs="Times New Roman"/>
@@ -2758,7 +2791,7 @@
         </w:trPr>
         <w:tc>
           <w:tcPr>
-            <w:tcW w:w="2694" w:type="dxa"/>
+            <w:tcW w:w="2415" w:type="dxa"/>
           </w:tcPr>
           <w:p>
             <w:pPr>
@@ -2768,7 +2801,46 @@
                 <w:szCs w:val="24"/>
               </w:rPr>
             </w:pPr>
+            <w:r>
+              <w:rPr>
+                <w:rFonts w:ascii="Times New Roman" w:hAnsi="Times New Roman" w:cs="Times New Roman"/>
+                <w:sz w:val="24"/>
+                <w:szCs w:val="24"/>
+              </w:rPr>
+              <w:t xml:space="preserve">Dosen </w:t>
+            </w:r>
+            <w:proofErr w:type="spellStart"/>
+            <w:r>
+              <w:rPr>
+                <w:rFonts w:ascii="Times New Roman" w:hAnsi="Times New Roman" w:cs="Times New Roman"/>
+                <w:sz w:val="24"/>
+                <w:szCs w:val="24"/>
+              </w:rPr>
+              <w:t>Pembimbing</w:t>
+            </w:r>
+            <w:proofErr w:type="spellEnd"/>
+            <w:r>
+              <w:rPr>
+                <w:rFonts w:ascii="Times New Roman" w:hAnsi="Times New Roman" w:cs="Times New Roman"/>
+                <w:sz w:val="24"/>
+                <w:szCs w:val="24"/>
+              </w:rPr>
+              <w:t xml:space="preserve"> </w:t>
+            </w:r>
+            <w:r>
+              <w:rPr>
+                <w:rFonts w:ascii="Times New Roman" w:hAnsi="Times New Roman" w:cs="Times New Roman"/>
+                <w:sz w:val="24"/>
+                <w:szCs w:val="24"/>
+              </w:rPr>
+              <w:tab/>
+            </w:r>
           </w:p>
+        </w:tc>
+        <w:tc>
+          <w:tcPr>
+            <w:tcW w:w="288" w:type="dxa"/>
+          </w:tcPr>
           <w:p>
             <w:pPr>
               <w:rPr>
@@ -2783,33 +2855,7 @@
                 <w:sz w:val="24"/>
                 <w:szCs w:val="24"/>
               </w:rPr>
-              <w:t xml:space="preserve">Dosen </w:t>
-            </w:r>
-            <w:proofErr w:type="spellStart"/>
-            <w:r>
-              <w:rPr>
-                <w:rFonts w:ascii="Times New Roman" w:hAnsi="Times New Roman" w:cs="Times New Roman"/>
-                <w:sz w:val="24"/>
-                <w:szCs w:val="24"/>
-              </w:rPr>
-              <w:t>Pembimbing</w:t>
-            </w:r>
-            <w:proofErr w:type="spellEnd"/>
-            <w:r>
-              <w:rPr>
-                <w:rFonts w:ascii="Times New Roman" w:hAnsi="Times New Roman" w:cs="Times New Roman"/>
-                <w:sz w:val="24"/>
-                <w:szCs w:val="24"/>
-              </w:rPr>
-              <w:t xml:space="preserve"> </w:t>
-            </w:r>
-            <w:r>
-              <w:rPr>
-                <w:rFonts w:ascii="Times New Roman" w:hAnsi="Times New Roman" w:cs="Times New Roman"/>
-                <w:sz w:val="24"/>
-                <w:szCs w:val="24"/>
-              </w:rPr>
-              <w:tab/>
+              <w:t>:</w:t>
             </w:r>
           </w:p>
         </w:tc>
@@ -2825,23 +2871,6 @@
                 <w:szCs w:val="24"/>
               </w:rPr>
             </w:pPr>
-          </w:p>
-          <w:p>
-            <w:pPr>
-              <w:rPr>
-                <w:rFonts w:ascii="Times New Roman" w:hAnsi="Times New Roman" w:cs="Times New Roman"/>
-                <w:sz w:val="24"/>
-                <w:szCs w:val="24"/>
-              </w:rPr>
-            </w:pPr>
-            <w:r>
-              <w:rPr>
-                <w:rFonts w:ascii="Times New Roman" w:hAnsi="Times New Roman" w:cs="Times New Roman"/>
-                <w:sz w:val="24"/>
-                <w:szCs w:val="24"/>
-              </w:rPr>
-              <w:t xml:space="preserve">: </w:t>
-            </w:r>
             <w:r>
               <w:rPr>
                 <w:rFonts w:ascii="Times New Roman" w:hAnsi="Times New Roman" w:cs="Times New Roman"/>
@@ -2860,7 +2889,7 @@
         </w:trPr>
         <w:tc>
           <w:tcPr>
-            <w:tcW w:w="2694" w:type="dxa"/>
+            <w:tcW w:w="2415" w:type="dxa"/>
           </w:tcPr>
           <w:p>
             <w:pPr>
@@ -2893,6 +2922,28 @@
                 <w:szCs w:val="24"/>
               </w:rPr>
               <w:tab/>
+            </w:r>
+          </w:p>
+        </w:tc>
+        <w:tc>
+          <w:tcPr>
+            <w:tcW w:w="288" w:type="dxa"/>
+          </w:tcPr>
+          <w:p>
+            <w:pPr>
+              <w:rPr>
+                <w:rFonts w:ascii="Times New Roman" w:hAnsi="Times New Roman" w:cs="Times New Roman"/>
+                <w:sz w:val="24"/>
+                <w:szCs w:val="24"/>
+              </w:rPr>
+            </w:pPr>
+            <w:r>
+              <w:rPr>
+                <w:rFonts w:ascii="Times New Roman" w:hAnsi="Times New Roman" w:cs="Times New Roman"/>
+                <w:sz w:val="24"/>
+                <w:szCs w:val="24"/>
+              </w:rPr>
+              <w:t>:</w:t>
             </w:r>
           </w:p>
         </w:tc>
@@ -2908,14 +2959,6 @@
                 <w:szCs w:val="24"/>
               </w:rPr>
             </w:pPr>
-            <w:r>
-              <w:rPr>
-                <w:rFonts w:ascii="Times New Roman" w:hAnsi="Times New Roman" w:cs="Times New Roman"/>
-                <w:sz w:val="24"/>
-                <w:szCs w:val="24"/>
-              </w:rPr>
-              <w:t xml:space="preserve">: </w:t>
-            </w:r>
             <w:r>
               <w:rPr>
                 <w:rFonts w:ascii="Times New Roman" w:hAnsi="Times New Roman" w:cs="Times New Roman"/>
@@ -3070,13 +3113,14 @@
         <w:tblLook w:val="04A0" w:firstRow="1" w:lastRow="0" w:firstColumn="1" w:lastColumn="0" w:noHBand="0" w:noVBand="1"/>
       </w:tblPr>
       <w:tblGrid>
-        <w:gridCol w:w="2694"/>
-        <w:gridCol w:w="5926"/>
+        <w:gridCol w:w="2415"/>
+        <w:gridCol w:w="284"/>
+        <w:gridCol w:w="3956"/>
       </w:tblGrid>
       <w:tr>
         <w:tc>
           <w:tcPr>
-            <w:tcW w:w="2694" w:type="dxa"/>
+            <w:tcW w:w="2415" w:type="dxa"/>
           </w:tcPr>
           <w:p>
             <w:pPr>
@@ -3086,6 +3130,7 @@
                 <w:szCs w:val="24"/>
               </w:rPr>
             </w:pPr>
+            <w:proofErr w:type="spellStart"/>
             <w:r>
               <w:rPr>
                 <w:rFonts w:ascii="Times New Roman" w:hAnsi="Times New Roman" w:cs="Times New Roman"/>
@@ -3094,6 +3139,7 @@
               </w:rPr>
               <w:t>Mulai</w:t>
             </w:r>
+            <w:proofErr w:type="spellEnd"/>
             <w:r>
               <w:rPr>
                 <w:rFonts w:ascii="Times New Roman" w:hAnsi="Times New Roman" w:cs="Times New Roman"/>
@@ -3106,7 +3152,7 @@
         </w:tc>
         <w:tc>
           <w:tcPr>
-            <w:tcW w:w="5926" w:type="dxa"/>
+            <w:tcW w:w="284" w:type="dxa"/>
           </w:tcPr>
           <w:p>
             <w:pPr>
@@ -3122,8 +3168,22 @@
                 <w:sz w:val="24"/>
                 <w:szCs w:val="24"/>
               </w:rPr>
-              <w:t xml:space="preserve">: </w:t>
-            </w:r>
+              <w:t>:</w:t>
+            </w:r>
+          </w:p>
+        </w:tc>
+        <w:tc>
+          <w:tcPr>
+            <w:tcW w:w="3956" w:type="dxa"/>
+          </w:tcPr>
+          <w:p>
+            <w:pPr>
+              <w:rPr>
+                <w:rFonts w:ascii="Times New Roman" w:hAnsi="Times New Roman" w:cs="Times New Roman"/>
+                <w:sz w:val="24"/>
+                <w:szCs w:val="24"/>
+              </w:rPr>
+            </w:pPr>
             <w:r>
               <w:rPr>
                 <w:rFonts w:ascii="Times New Roman" w:hAnsi="Times New Roman" w:cs="Times New Roman"/>
@@ -3156,7 +3216,7 @@
       <w:tr>
         <w:tc>
           <w:tcPr>
-            <w:tcW w:w="2694" w:type="dxa"/>
+            <w:tcW w:w="2415" w:type="dxa"/>
           </w:tcPr>
           <w:p>
             <w:pPr>
@@ -3188,7 +3248,7 @@
         </w:tc>
         <w:tc>
           <w:tcPr>
-            <w:tcW w:w="5926" w:type="dxa"/>
+            <w:tcW w:w="284" w:type="dxa"/>
           </w:tcPr>
           <w:p>
             <w:pPr>
@@ -3204,8 +3264,22 @@
                 <w:sz w:val="24"/>
                 <w:szCs w:val="24"/>
               </w:rPr>
-              <w:t xml:space="preserve">: </w:t>
-            </w:r>
+              <w:t>:</w:t>
+            </w:r>
+          </w:p>
+        </w:tc>
+        <w:tc>
+          <w:tcPr>
+            <w:tcW w:w="3956" w:type="dxa"/>
+          </w:tcPr>
+          <w:p>
+            <w:pPr>
+              <w:rPr>
+                <w:rFonts w:ascii="Times New Roman" w:hAnsi="Times New Roman" w:cs="Times New Roman"/>
+                <w:sz w:val="24"/>
+                <w:szCs w:val="24"/>
+              </w:rPr>
+            </w:pPr>
             <w:r>
               <w:rPr>
                 <w:rFonts w:ascii="Times New Roman" w:hAnsi="Times New Roman" w:cs="Times New Roman"/>
@@ -3448,7 +3522,15 @@
           <w:sz w:val="24"/>
           <w:szCs w:val="24"/>
         </w:rPr>
-        <w:t>tgl_surat_stkp</w:t>
+        <w:t>tgl_</w:t>
+      </w:r>
+      <w:r>
+        <w:rPr>
+          <w:rFonts w:ascii="Times New Roman" w:hAnsi="Times New Roman" w:cs="Times New Roman"/>
+          <w:sz w:val="24"/>
+          <w:szCs w:val="24"/>
+        </w:rPr>
+        <w:t>cetak</w:t>
       </w:r>
       <w:proofErr w:type="spellEnd"/>
       <w:r>
@@ -3610,11 +3692,11 @@
     </w:p>
     <w:p>
       <w:pPr>
-        <w:spacing w:after="0"/>
+        <w:spacing w:after="0" w:line="240" w:lineRule="auto"/>
         <w:ind w:left="3544"/>
         <w:jc w:val="both"/>
         <w:rPr>
-          <w:rFonts w:ascii="TimesNewRomanPSMT" w:eastAsia="Times New Roman" w:hAnsi="TimesNewRomanPSMT" w:cs="Times New Roman"/>
+          <w:rFonts w:ascii="Times New Roman" w:eastAsia="Times New Roman" w:hAnsi="Times New Roman" w:cs="Times New Roman"/>
           <w:color w:val="000000"/>
           <w:sz w:val="24"/>
           <w:szCs w:val="24"/>
@@ -3624,7 +3706,7 @@
       </w:pPr>
       <w:r>
         <w:rPr>
-          <w:rFonts w:ascii="TimesNewRomanPSMT" w:eastAsia="Times New Roman" w:hAnsi="TimesNewRomanPSMT" w:cs="Times New Roman"/>
+          <w:rFonts w:ascii="Times New Roman" w:eastAsia="Times New Roman" w:hAnsi="Times New Roman" w:cs="Times New Roman"/>
           <w:color w:val="000000"/>
           <w:sz w:val="24"/>
           <w:szCs w:val="24"/>
@@ -3636,7 +3718,7 @@
       <w:proofErr w:type="spellStart"/>
       <w:r>
         <w:rPr>
-          <w:rFonts w:ascii="TimesNewRomanPSMT" w:eastAsia="Times New Roman" w:hAnsi="TimesNewRomanPSMT" w:cs="Times New Roman"/>
+          <w:rFonts w:ascii="Times New Roman" w:eastAsia="Times New Roman" w:hAnsi="Times New Roman" w:cs="Times New Roman"/>
           <w:color w:val="000000"/>
           <w:sz w:val="24"/>
           <w:szCs w:val="24"/>
@@ -3648,7 +3730,7 @@
       <w:proofErr w:type="spellEnd"/>
       <w:r>
         <w:rPr>
-          <w:rFonts w:ascii="TimesNewRomanPSMT" w:eastAsia="Times New Roman" w:hAnsi="TimesNewRomanPSMT" w:cs="Times New Roman"/>
+          <w:rFonts w:ascii="Times New Roman" w:eastAsia="Times New Roman" w:hAnsi="Times New Roman" w:cs="Times New Roman"/>
           <w:color w:val="000000"/>
           <w:sz w:val="24"/>
           <w:szCs w:val="24"/>
@@ -3660,7 +3742,7 @@
       <w:proofErr w:type="spellStart"/>
       <w:r>
         <w:rPr>
-          <w:rFonts w:ascii="TimesNewRomanPSMT" w:eastAsia="Times New Roman" w:hAnsi="TimesNewRomanPSMT" w:cs="Times New Roman"/>
+          <w:rFonts w:ascii="Times New Roman" w:eastAsia="Times New Roman" w:hAnsi="Times New Roman" w:cs="Times New Roman"/>
           <w:color w:val="000000"/>
           <w:sz w:val="24"/>
           <w:szCs w:val="24"/>
@@ -3672,7 +3754,7 @@
       <w:proofErr w:type="spellEnd"/>
       <w:r>
         <w:rPr>
-          <w:rFonts w:ascii="TimesNewRomanPSMT" w:eastAsia="Times New Roman" w:hAnsi="TimesNewRomanPSMT" w:cs="Times New Roman"/>
+          <w:rFonts w:ascii="Times New Roman" w:eastAsia="Times New Roman" w:hAnsi="Times New Roman" w:cs="Times New Roman"/>
           <w:color w:val="000000"/>
           <w:sz w:val="24"/>
           <w:szCs w:val="24"/>
@@ -3684,7 +3766,7 @@
       <w:proofErr w:type="spellStart"/>
       <w:r>
         <w:rPr>
-          <w:rFonts w:ascii="TimesNewRomanPSMT" w:eastAsia="Times New Roman" w:hAnsi="TimesNewRomanPSMT" w:cs="Times New Roman"/>
+          <w:rFonts w:ascii="Times New Roman" w:eastAsia="Times New Roman" w:hAnsi="Times New Roman" w:cs="Times New Roman"/>
           <w:color w:val="000000"/>
           <w:sz w:val="24"/>
           <w:szCs w:val="24"/>
@@ -3696,7 +3778,7 @@
       <w:proofErr w:type="spellEnd"/>
       <w:r>
         <w:rPr>
-          <w:rFonts w:ascii="TimesNewRomanPSMT" w:eastAsia="Times New Roman" w:hAnsi="TimesNewRomanPSMT" w:cs="Times New Roman"/>
+          <w:rFonts w:ascii="Times New Roman" w:eastAsia="Times New Roman" w:hAnsi="Times New Roman" w:cs="Times New Roman"/>
           <w:color w:val="000000"/>
           <w:sz w:val="24"/>
           <w:szCs w:val="24"/>
@@ -3708,7 +3790,7 @@
     </w:p>
     <w:p>
       <w:pPr>
-        <w:spacing w:after="0"/>
+        <w:spacing w:after="0" w:line="240" w:lineRule="auto"/>
         <w:ind w:left="3544"/>
         <w:jc w:val="both"/>
         <w:rPr>
@@ -4020,7 +4102,14 @@
         <w:rFonts w:ascii="Times New Roman" w:hAnsi="Times New Roman" w:cs="Times New Roman"/>
         <w:sz w:val="14"/>
       </w:rPr>
-      <w:t>tgl_surat_stkp</w:t>
+      <w:t>tgl_</w:t>
+    </w:r>
+    <w:r>
+      <w:rPr>
+        <w:rFonts w:ascii="Times New Roman" w:hAnsi="Times New Roman" w:cs="Times New Roman"/>
+        <w:sz w:val="14"/>
+      </w:rPr>
+      <w:t>cetak</w:t>
     </w:r>
     <w:proofErr w:type="spellEnd"/>
     <w:r>
@@ -4061,833 +4150,396 @@
 
 <file path=word/header1.xml><?xml version="1.0" encoding="utf-8"?>
 <w:hdr xmlns:wpc="http://schemas.microsoft.com/office/word/2010/wordprocessingCanvas" xmlns:cx="http://schemas.microsoft.com/office/drawing/2014/chartex" xmlns:cx1="http://schemas.microsoft.com/office/drawing/2015/9/8/chartex" xmlns:cx2="http://schemas.microsoft.com/office/drawing/2015/10/21/chartex" xmlns:cx3="http://schemas.microsoft.com/office/drawing/2016/5/9/chartex" xmlns:cx4="http://schemas.microsoft.com/office/drawing/2016/5/10/chartex" xmlns:cx5="http://schemas.microsoft.com/office/drawing/2016/5/11/chartex" xmlns:cx6="http://schemas.microsoft.com/office/drawing/2016/5/12/chartex" xmlns:cx7="http://schemas.microsoft.com/office/drawing/2016/5/13/chartex" xmlns:cx8="http://schemas.microsoft.com/office/drawing/2016/5/14/chartex" xmlns:mc="http://schemas.openxmlformats.org/markup-compatibility/2006" xmlns:aink="http://schemas.microsoft.com/office/drawing/2016/ink" xmlns:am3d="http://schemas.microsoft.com/office/drawing/2017/model3d" xmlns:o="urn:schemas-microsoft-com:office:office" xmlns:oel="http://schemas.microsoft.com/office/2019/extlst" xmlns:r="http://schemas.openxmlformats.org/officeDocument/2006/relationships" xmlns:m="http://schemas.openxmlformats.org/officeDocument/2006/math" xmlns:v="urn:schemas-microsoft-com:vml" xmlns:wp14="http://schemas.microsoft.com/office/word/2010/wordprocessingDrawing" xmlns:wp="http://schemas.openxmlformats.org/drawingml/2006/wordprocessingDrawing" xmlns:w10="urn:schemas-microsoft-com:office:word" xmlns:w="http://schemas.openxmlformats.org/wordprocessingml/2006/main" xmlns:w14="http://schemas.microsoft.com/office/word/2010/wordml" xmlns:w15="http://schemas.microsoft.com/office/word/2012/wordml" xmlns:w16cex="http://schemas.microsoft.com/office/word/2018/wordml/cex" xmlns:w16cid="http://schemas.microsoft.com/office/word/2016/wordml/cid" xmlns:w16="http://schemas.microsoft.com/office/word/2018/wordml" xmlns:w16du="http://schemas.microsoft.com/office/word/2023/wordml/word16du" xmlns:w16sdtdh="http://schemas.microsoft.com/office/word/2020/wordml/sdtdatahash" xmlns:w16sdtfl="http://schemas.microsoft.com/office/word/2024/wordml/sdtformatlock" xmlns:w16se="http://schemas.microsoft.com/office/word/2015/wordml/symex" xmlns:wpg="http://schemas.microsoft.com/office/word/2010/wordprocessingGroup" xmlns:wpi="http://schemas.microsoft.com/office/word/2010/wordprocessingInk" xmlns:wne="http://schemas.microsoft.com/office/word/2006/wordml" xmlns:wps="http://schemas.microsoft.com/office/word/2010/wordprocessingShape" mc:Ignorable="w14 w15 w16se w16cid w16 w16cex w16sdtdh w16sdtfl w16du wp14">
-  <w:bookmarkStart w:id="0" w:name="_Hlk184387129"/>
-  <w:bookmarkStart w:id="1" w:name="_Hlk184387130"/>
-  <w:p>
-    <w:pPr>
-      <w:pStyle w:val="Header"/>
-      <w:spacing w:before="240" w:after="240"/>
-    </w:pPr>
-    <w:r>
-      <w:rPr>
-        <w:noProof/>
-      </w:rPr>
-      <mc:AlternateContent>
-        <mc:Choice Requires="wps">
-          <w:drawing>
-            <wp:anchor distT="0" distB="0" distL="114300" distR="114300" simplePos="0" relativeHeight="251661312" behindDoc="0" locked="0" layoutInCell="1" allowOverlap="1" wp14:anchorId="193820C5" wp14:editId="4E5321C9">
-              <wp:simplePos x="0" y="0"/>
-              <wp:positionH relativeFrom="column">
-                <wp:posOffset>4065962</wp:posOffset>
-              </wp:positionH>
-              <wp:positionV relativeFrom="paragraph">
-                <wp:posOffset>284926</wp:posOffset>
-              </wp:positionV>
-              <wp:extent cx="2632710" cy="695325"/>
-              <wp:effectExtent l="0" t="0" r="0" b="9525"/>
-              <wp:wrapNone/>
-              <wp:docPr id="7" name="Text Box 3"/>
-              <wp:cNvGraphicFramePr>
-                <a:graphicFrameLocks xmlns:a="http://schemas.openxmlformats.org/drawingml/2006/main"/>
-              </wp:cNvGraphicFramePr>
-              <a:graphic xmlns:a="http://schemas.openxmlformats.org/drawingml/2006/main">
-                <a:graphicData uri="http://schemas.microsoft.com/office/word/2010/wordprocessingShape">
-                  <wps:wsp>
-                    <wps:cNvSpPr txBox="1">
-                      <a:spLocks noChangeArrowheads="1"/>
-                    </wps:cNvSpPr>
-                    <wps:spPr bwMode="auto">
-                      <a:xfrm>
-                        <a:off x="0" y="0"/>
-                        <a:ext cx="2632710" cy="695325"/>
-                      </a:xfrm>
-                      <a:prstGeom prst="rect">
-                        <a:avLst/>
-                      </a:prstGeom>
-                      <a:solidFill>
-                        <a:srgbClr val="FFFFFF"/>
-                      </a:solidFill>
-                      <a:ln>
+  <w:tbl>
+    <w:tblPr>
+      <w:tblStyle w:val="TableGrid1"/>
+      <w:tblW w:w="11314" w:type="dxa"/>
+      <w:tblInd w:w="-851" w:type="dxa"/>
+      <w:tblBorders>
+        <w:top w:val="none" w:sz="0" w:space="0" w:color="auto"/>
+        <w:left w:val="none" w:sz="0" w:space="0" w:color="auto"/>
+        <w:bottom w:val="none" w:sz="0" w:space="0" w:color="auto"/>
+        <w:right w:val="none" w:sz="0" w:space="0" w:color="auto"/>
+        <w:insideH w:val="none" w:sz="0" w:space="0" w:color="auto"/>
+        <w:insideV w:val="none" w:sz="0" w:space="0" w:color="auto"/>
+      </w:tblBorders>
+      <w:tblLook w:val="04A0" w:firstRow="1" w:lastRow="0" w:firstColumn="1" w:lastColumn="0" w:noHBand="0" w:noVBand="1"/>
+    </w:tblPr>
+    <w:tblGrid>
+      <w:gridCol w:w="1611"/>
+      <w:gridCol w:w="5907"/>
+      <w:gridCol w:w="3796"/>
+    </w:tblGrid>
+    <w:tr>
+      <w:tc>
+        <w:tcPr>
+          <w:tcW w:w="1611" w:type="dxa"/>
+          <w:hideMark/>
+        </w:tcPr>
+        <w:p>
+          <w:pPr>
+            <w:tabs>
+              <w:tab w:val="center" w:pos="4680"/>
+              <w:tab w:val="right" w:pos="9360"/>
+            </w:tabs>
+            <w:spacing w:before="240" w:after="240"/>
+            <w:jc w:val="center"/>
+            <w:rPr>
+              <w:rFonts w:ascii="Abadi Extra Light" w:eastAsia="MS Mincho" w:hAnsi="Abadi Extra Light"/>
+            </w:rPr>
+          </w:pPr>
+          <w:bookmarkStart w:id="0" w:name="_Hlk184387129"/>
+          <w:bookmarkStart w:id="1" w:name="_Hlk184387130"/>
+          <w:r>
+            <w:rPr>
+              <w:rFonts w:ascii="Abadi Extra Light" w:eastAsia="MS Mincho" w:hAnsi="Abadi Extra Light"/>
+              <w:noProof/>
+            </w:rPr>
+            <w:drawing>
+              <wp:inline distT="0" distB="0" distL="0" distR="0" wp14:anchorId="6DCC2273" wp14:editId="4B527922">
+                <wp:extent cx="876300" cy="986155"/>
+                <wp:effectExtent l="0" t="0" r="0" b="4445"/>
+                <wp:docPr id="4" name="Picture 1"/>
+                <wp:cNvGraphicFramePr>
+                  <a:graphicFrameLocks xmlns:a="http://schemas.openxmlformats.org/drawingml/2006/main" noChangeAspect="1"/>
+                </wp:cNvGraphicFramePr>
+                <a:graphic xmlns:a="http://schemas.openxmlformats.org/drawingml/2006/main">
+                  <a:graphicData uri="http://schemas.openxmlformats.org/drawingml/2006/picture">
+                    <pic:pic xmlns:pic="http://schemas.openxmlformats.org/drawingml/2006/picture">
+                      <pic:nvPicPr>
+                        <pic:cNvPr id="0" name="Picture 1"/>
+                        <pic:cNvPicPr>
+                          <a:picLocks noChangeAspect="1" noChangeArrowheads="1"/>
+                        </pic:cNvPicPr>
+                      </pic:nvPicPr>
+                      <pic:blipFill>
+                        <a:blip r:embed="rId1">
+                          <a:extLst>
+                            <a:ext uri="{28A0092B-C50C-407E-A947-70E740481C1C}">
+                              <a14:useLocalDpi xmlns:a14="http://schemas.microsoft.com/office/drawing/2010/main" val="0"/>
+                            </a:ext>
+                          </a:extLst>
+                        </a:blip>
+                        <a:srcRect l="41176" t="41138" r="41830" b="25377"/>
+                        <a:stretch>
+                          <a:fillRect/>
+                        </a:stretch>
+                      </pic:blipFill>
+                      <pic:spPr bwMode="auto">
+                        <a:xfrm>
+                          <a:off x="0" y="0"/>
+                          <a:ext cx="876300" cy="986155"/>
+                        </a:xfrm>
+                        <a:prstGeom prst="rect">
+                          <a:avLst/>
+                        </a:prstGeom>
                         <a:noFill/>
-                      </a:ln>
-                    </wps:spPr>
-                    <wps:txbx>
-                      <w:txbxContent>
-                        <w:p>
-                          <w:pPr>
-                            <w:spacing w:after="0" w:line="240" w:lineRule="auto"/>
-                            <w:jc w:val="right"/>
-                            <w:rPr>
-                              <w:rFonts w:ascii="Times New Roman" w:hAnsi="Times New Roman"/>
-                              <w:color w:val="0070C0"/>
-                              <w:sz w:val="18"/>
-                              <w:szCs w:val="18"/>
-                            </w:rPr>
-                          </w:pPr>
-                          <w:r>
-                            <w:rPr>
-                              <w:rFonts w:ascii="Times New Roman" w:hAnsi="Times New Roman"/>
-                              <w:color w:val="0070C0"/>
-                              <w:sz w:val="18"/>
-                              <w:szCs w:val="18"/>
-                            </w:rPr>
-                            <w:t xml:space="preserve">Jalan Prof. </w:t>
-                          </w:r>
-                          <w:proofErr w:type="spellStart"/>
-                          <w:r>
-                            <w:rPr>
-                              <w:rFonts w:ascii="Times New Roman" w:hAnsi="Times New Roman"/>
-                              <w:color w:val="0070C0"/>
-                              <w:sz w:val="18"/>
-                              <w:szCs w:val="18"/>
-                            </w:rPr>
-                            <w:t>Sudarto</w:t>
-                          </w:r>
-                          <w:proofErr w:type="spellEnd"/>
-                          <w:r>
-                            <w:rPr>
-                              <w:rFonts w:ascii="Times New Roman" w:hAnsi="Times New Roman"/>
-                              <w:color w:val="0070C0"/>
-                              <w:sz w:val="18"/>
-                              <w:szCs w:val="18"/>
-                            </w:rPr>
-                            <w:t>, S.H.</w:t>
-                          </w:r>
-                        </w:p>
-                        <w:p>
-                          <w:pPr>
-                            <w:spacing w:after="0" w:line="240" w:lineRule="auto"/>
-                            <w:jc w:val="right"/>
-                            <w:rPr>
-                              <w:rFonts w:ascii="Times New Roman" w:hAnsi="Times New Roman"/>
-                              <w:color w:val="0070C0"/>
-                              <w:sz w:val="18"/>
-                              <w:szCs w:val="18"/>
-                            </w:rPr>
-                          </w:pPr>
-                          <w:proofErr w:type="spellStart"/>
-                          <w:r>
-                            <w:rPr>
-                              <w:rFonts w:ascii="Times New Roman" w:hAnsi="Times New Roman"/>
-                              <w:color w:val="0070C0"/>
-                              <w:sz w:val="18"/>
-                              <w:szCs w:val="18"/>
-                            </w:rPr>
-                            <w:t>Tembalang</w:t>
-                          </w:r>
-                          <w:proofErr w:type="spellEnd"/>
-                          <w:r>
-                            <w:rPr>
-                              <w:rFonts w:ascii="Times New Roman" w:hAnsi="Times New Roman"/>
-                              <w:color w:val="0070C0"/>
-                              <w:sz w:val="18"/>
-                              <w:szCs w:val="18"/>
-                            </w:rPr>
-                            <w:t xml:space="preserve"> Semarang Kode Pos 50275</w:t>
-                          </w:r>
-                        </w:p>
-                        <w:p>
-                          <w:pPr>
-                            <w:spacing w:after="0" w:line="240" w:lineRule="auto"/>
-                            <w:jc w:val="right"/>
-                            <w:rPr>
-                              <w:rFonts w:ascii="Times New Roman" w:hAnsi="Times New Roman"/>
-                              <w:color w:val="0070C0"/>
-                              <w:sz w:val="18"/>
-                              <w:szCs w:val="18"/>
-                            </w:rPr>
-                          </w:pPr>
-                          <w:r>
-                            <w:rPr>
-                              <w:rFonts w:ascii="Times New Roman" w:hAnsi="Times New Roman"/>
-                              <w:color w:val="0070C0"/>
-                              <w:sz w:val="18"/>
-                              <w:szCs w:val="18"/>
-                            </w:rPr>
-                            <w:t xml:space="preserve">Tel. (024) 76480678, </w:t>
-                          </w:r>
-                          <w:proofErr w:type="spellStart"/>
-                          <w:r>
-                            <w:rPr>
-                              <w:rFonts w:ascii="Times New Roman" w:hAnsi="Times New Roman"/>
-                              <w:color w:val="0070C0"/>
-                              <w:sz w:val="18"/>
-                              <w:szCs w:val="18"/>
-                            </w:rPr>
-                            <w:t>Faks</w:t>
-                          </w:r>
-                          <w:proofErr w:type="spellEnd"/>
-                          <w:r>
-                            <w:rPr>
-                              <w:rFonts w:ascii="Times New Roman" w:hAnsi="Times New Roman"/>
-                              <w:color w:val="0070C0"/>
-                              <w:sz w:val="18"/>
-                              <w:szCs w:val="18"/>
-                            </w:rPr>
-                            <w:t>. (024) 7460053</w:t>
-                          </w:r>
-                        </w:p>
-                        <w:p>
-                          <w:pPr>
-                            <w:spacing w:after="0" w:line="240" w:lineRule="auto"/>
-                            <w:jc w:val="right"/>
-                            <w:rPr>
-                              <w:rFonts w:ascii="Times New Roman" w:hAnsi="Times New Roman"/>
-                              <w:color w:val="0070C0"/>
-                              <w:sz w:val="18"/>
-                              <w:szCs w:val="18"/>
-                            </w:rPr>
-                          </w:pPr>
-                          <w:hyperlink r:id="rId1" w:history="1">
-                            <w:r>
-                              <w:rPr>
-                                <w:rStyle w:val="Hyperlink"/>
-                                <w:rFonts w:ascii="Times New Roman" w:hAnsi="Times New Roman"/>
-                                <w:color w:val="0070C0"/>
-                                <w:sz w:val="18"/>
-                                <w:szCs w:val="18"/>
-                              </w:rPr>
-                              <w:t>www.ft.undip.ac.id</w:t>
-                            </w:r>
-                          </w:hyperlink>
-                          <w:r>
-                            <w:rPr>
-                              <w:rFonts w:ascii="Times New Roman" w:hAnsi="Times New Roman"/>
-                              <w:color w:val="0070C0"/>
-                              <w:sz w:val="18"/>
-                              <w:szCs w:val="18"/>
-                            </w:rPr>
-                            <w:t xml:space="preserve"> | email: enveng@live.undip.ac.id</w:t>
-                          </w:r>
-                        </w:p>
-                        <w:p>
-                          <w:pPr>
-                            <w:spacing w:after="0" w:line="240" w:lineRule="auto"/>
-                            <w:jc w:val="right"/>
-                            <w:rPr>
-                              <w:rFonts w:ascii="Times New Roman" w:hAnsi="Times New Roman"/>
-                              <w:color w:val="0070C0"/>
-                              <w:sz w:val="16"/>
-                              <w:szCs w:val="24"/>
-                            </w:rPr>
-                          </w:pPr>
-                        </w:p>
-                      </w:txbxContent>
-                    </wps:txbx>
-                    <wps:bodyPr rot="0" vert="horz" wrap="square" lIns="91440" tIns="45720" rIns="91440" bIns="45720" anchor="t" anchorCtr="0" upright="1">
-                      <a:noAutofit/>
-                    </wps:bodyPr>
-                  </wps:wsp>
-                </a:graphicData>
-              </a:graphic>
-              <wp14:sizeRelH relativeFrom="margin">
-                <wp14:pctWidth>0</wp14:pctWidth>
-              </wp14:sizeRelH>
-              <wp14:sizeRelV relativeFrom="margin">
-                <wp14:pctHeight>0</wp14:pctHeight>
-              </wp14:sizeRelV>
-            </wp:anchor>
-          </w:drawing>
-        </mc:Choice>
-        <mc:Fallback xmlns:w16cei="http://schemas.microsoft.com/office/word/2026/wordml/cei">
-          <w:pict>
-            <v:shapetype w14:anchorId="193820C5" id="_x0000_t202" coordsize="21600,21600" o:spt="202" path="m,l,21600r21600,l21600,xe">
-              <v:stroke joinstyle="miter"/>
-              <v:path gradientshapeok="t" o:connecttype="rect"/>
-            </v:shapetype>
-            <v:shape id="Text Box 3" o:spid="_x0000_s1027" type="#_x0000_t202" style="position:absolute;margin-left:320.15pt;margin-top:22.45pt;width:207.3pt;height:54.75pt;z-index:251661312;visibility:visible;mso-wrap-style:square;mso-width-percent:0;mso-height-percent:0;mso-wrap-distance-left:9pt;mso-wrap-distance-top:0;mso-wrap-distance-right:9pt;mso-wrap-distance-bottom:0;mso-position-horizontal:absolute;mso-position-horizontal-relative:text;mso-position-vertical:absolute;mso-position-vertical-relative:text;mso-width-percent:0;mso-height-percent:0;mso-width-relative:margin;mso-height-relative:margin;v-text-anchor:top" o:gfxdata="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" stroked="f">
-              <v:textbox>
-                <w:txbxContent>
-                  <w:p>
-                    <w:pPr>
-                      <w:spacing w:after="0" w:line="240" w:lineRule="auto"/>
-                      <w:jc w:val="right"/>
-                      <w:rPr>
-                        <w:rFonts w:ascii="Times New Roman" w:hAnsi="Times New Roman"/>
-                        <w:color w:val="0070C0"/>
-                        <w:sz w:val="18"/>
-                        <w:szCs w:val="18"/>
-                      </w:rPr>
-                    </w:pPr>
-                    <w:r>
-                      <w:rPr>
-                        <w:rFonts w:ascii="Times New Roman" w:hAnsi="Times New Roman"/>
-                        <w:color w:val="0070C0"/>
-                        <w:sz w:val="18"/>
-                        <w:szCs w:val="18"/>
-                      </w:rPr>
-                      <w:t xml:space="preserve">Jalan Prof. </w:t>
-                    </w:r>
-                    <w:proofErr w:type="spellStart"/>
-                    <w:r>
-                      <w:rPr>
-                        <w:rFonts w:ascii="Times New Roman" w:hAnsi="Times New Roman"/>
-                        <w:color w:val="0070C0"/>
-                        <w:sz w:val="18"/>
-                        <w:szCs w:val="18"/>
-                      </w:rPr>
-                      <w:t>Sudarto</w:t>
-                    </w:r>
-                    <w:proofErr w:type="spellEnd"/>
-                    <w:r>
-                      <w:rPr>
-                        <w:rFonts w:ascii="Times New Roman" w:hAnsi="Times New Roman"/>
-                        <w:color w:val="0070C0"/>
-                        <w:sz w:val="18"/>
-                        <w:szCs w:val="18"/>
-                      </w:rPr>
-                      <w:t>, S.H.</w:t>
-                    </w:r>
-                  </w:p>
-                  <w:p>
-                    <w:pPr>
-                      <w:spacing w:after="0" w:line="240" w:lineRule="auto"/>
-                      <w:jc w:val="right"/>
-                      <w:rPr>
-                        <w:rFonts w:ascii="Times New Roman" w:hAnsi="Times New Roman"/>
-                        <w:color w:val="0070C0"/>
-                        <w:sz w:val="18"/>
-                        <w:szCs w:val="18"/>
-                      </w:rPr>
-                    </w:pPr>
-                    <w:proofErr w:type="spellStart"/>
-                    <w:r>
-                      <w:rPr>
-                        <w:rFonts w:ascii="Times New Roman" w:hAnsi="Times New Roman"/>
-                        <w:color w:val="0070C0"/>
-                        <w:sz w:val="18"/>
-                        <w:szCs w:val="18"/>
-                      </w:rPr>
-                      <w:t>Tembalang</w:t>
-                    </w:r>
-                    <w:proofErr w:type="spellEnd"/>
-                    <w:r>
-                      <w:rPr>
-                        <w:rFonts w:ascii="Times New Roman" w:hAnsi="Times New Roman"/>
-                        <w:color w:val="0070C0"/>
-                        <w:sz w:val="18"/>
-                        <w:szCs w:val="18"/>
-                      </w:rPr>
-                      <w:t xml:space="preserve"> Semarang Kode Pos 50275</w:t>
-                    </w:r>
-                  </w:p>
-                  <w:p>
-                    <w:pPr>
-                      <w:spacing w:after="0" w:line="240" w:lineRule="auto"/>
-                      <w:jc w:val="right"/>
-                      <w:rPr>
-                        <w:rFonts w:ascii="Times New Roman" w:hAnsi="Times New Roman"/>
-                        <w:color w:val="0070C0"/>
-                        <w:sz w:val="18"/>
-                        <w:szCs w:val="18"/>
-                      </w:rPr>
-                    </w:pPr>
-                    <w:r>
-                      <w:rPr>
-                        <w:rFonts w:ascii="Times New Roman" w:hAnsi="Times New Roman"/>
-                        <w:color w:val="0070C0"/>
-                        <w:sz w:val="18"/>
-                        <w:szCs w:val="18"/>
-                      </w:rPr>
-                      <w:t xml:space="preserve">Tel. (024) 76480678, </w:t>
-                    </w:r>
-                    <w:proofErr w:type="spellStart"/>
-                    <w:r>
-                      <w:rPr>
-                        <w:rFonts w:ascii="Times New Roman" w:hAnsi="Times New Roman"/>
-                        <w:color w:val="0070C0"/>
-                        <w:sz w:val="18"/>
-                        <w:szCs w:val="18"/>
-                      </w:rPr>
-                      <w:t>Faks</w:t>
-                    </w:r>
-                    <w:proofErr w:type="spellEnd"/>
-                    <w:r>
-                      <w:rPr>
-                        <w:rFonts w:ascii="Times New Roman" w:hAnsi="Times New Roman"/>
-                        <w:color w:val="0070C0"/>
-                        <w:sz w:val="18"/>
-                        <w:szCs w:val="18"/>
-                      </w:rPr>
-                      <w:t>. (024) 7460053</w:t>
-                    </w:r>
-                  </w:p>
-                  <w:p>
-                    <w:pPr>
-                      <w:spacing w:after="0" w:line="240" w:lineRule="auto"/>
-                      <w:jc w:val="right"/>
-                      <w:rPr>
-                        <w:rFonts w:ascii="Times New Roman" w:hAnsi="Times New Roman"/>
-                        <w:color w:val="0070C0"/>
-                        <w:sz w:val="18"/>
-                        <w:szCs w:val="18"/>
-                      </w:rPr>
-                    </w:pPr>
-                    <w:hyperlink r:id="rId2" w:history="1">
-                      <w:r>
-                        <w:rPr>
-                          <w:rStyle w:val="Hyperlink"/>
-                          <w:rFonts w:ascii="Times New Roman" w:hAnsi="Times New Roman"/>
-                          <w:color w:val="0070C0"/>
-                          <w:sz w:val="18"/>
-                          <w:szCs w:val="18"/>
-                        </w:rPr>
-                        <w:t>www.ft.undip.ac.id</w:t>
-                      </w:r>
-                    </w:hyperlink>
-                    <w:r>
-                      <w:rPr>
-                        <w:rFonts w:ascii="Times New Roman" w:hAnsi="Times New Roman"/>
-                        <w:color w:val="0070C0"/>
-                        <w:sz w:val="18"/>
-                        <w:szCs w:val="18"/>
-                      </w:rPr>
-                      <w:t xml:space="preserve"> | email: enveng@live.undip.ac.id</w:t>
-                    </w:r>
-                  </w:p>
-                  <w:p>
-                    <w:pPr>
-                      <w:spacing w:after="0" w:line="240" w:lineRule="auto"/>
-                      <w:jc w:val="right"/>
-                      <w:rPr>
-                        <w:rFonts w:ascii="Times New Roman" w:hAnsi="Times New Roman"/>
-                        <w:color w:val="0070C0"/>
-                        <w:sz w:val="16"/>
-                        <w:szCs w:val="24"/>
-                      </w:rPr>
-                    </w:pPr>
-                  </w:p>
-                </w:txbxContent>
-              </v:textbox>
-            </v:shape>
-          </w:pict>
-        </mc:Fallback>
-      </mc:AlternateContent>
-    </w:r>
-    <w:r>
-      <w:rPr>
-        <w:noProof/>
-      </w:rPr>
-      <mc:AlternateContent>
-        <mc:Choice Requires="wps">
-          <w:drawing>
-            <wp:anchor distT="0" distB="0" distL="114300" distR="114300" simplePos="0" relativeHeight="251660288" behindDoc="0" locked="0" layoutInCell="1" allowOverlap="1" wp14:anchorId="5DD39641" wp14:editId="075D023B">
-              <wp:simplePos x="0" y="0"/>
-              <wp:positionH relativeFrom="column">
-                <wp:posOffset>439770</wp:posOffset>
-              </wp:positionH>
-              <wp:positionV relativeFrom="paragraph">
-                <wp:posOffset>-33314</wp:posOffset>
-              </wp:positionV>
-              <wp:extent cx="3801110" cy="1003300"/>
-              <wp:effectExtent l="0" t="0" r="8890" b="6350"/>
-              <wp:wrapNone/>
-              <wp:docPr id="8" name="Text Box 4"/>
-              <wp:cNvGraphicFramePr>
-                <a:graphicFrameLocks xmlns:a="http://schemas.openxmlformats.org/drawingml/2006/main"/>
-              </wp:cNvGraphicFramePr>
-              <a:graphic xmlns:a="http://schemas.openxmlformats.org/drawingml/2006/main">
-                <a:graphicData uri="http://schemas.microsoft.com/office/word/2010/wordprocessingShape">
-                  <wps:wsp>
-                    <wps:cNvSpPr txBox="1">
-                      <a:spLocks noChangeArrowheads="1"/>
-                    </wps:cNvSpPr>
-                    <wps:spPr bwMode="auto">
-                      <a:xfrm>
-                        <a:off x="0" y="0"/>
-                        <a:ext cx="3801110" cy="1003300"/>
-                      </a:xfrm>
-                      <a:prstGeom prst="rect">
-                        <a:avLst/>
-                      </a:prstGeom>
-                      <a:solidFill>
-                        <a:srgbClr val="FFFFFF"/>
-                      </a:solidFill>
-                      <a:ln>
-                        <a:noFill/>
-                      </a:ln>
-                    </wps:spPr>
-                    <wps:txbx>
-                      <w:txbxContent>
-                        <w:p>
-                          <w:pPr>
-                            <w:spacing w:after="0" w:line="240" w:lineRule="auto"/>
-                            <w:rPr>
-                              <w:rFonts w:ascii="Times New Roman" w:hAnsi="Times New Roman"/>
-                              <w:b/>
-                              <w:color w:val="0070C0"/>
-                            </w:rPr>
-                          </w:pPr>
-                          <w:r>
-                            <w:rPr>
-                              <w:rFonts w:ascii="Times New Roman" w:hAnsi="Times New Roman"/>
-                              <w:b/>
-                              <w:color w:val="0070C0"/>
-                            </w:rPr>
-                            <w:t>KEMENTERIAN PENDIDIKAN TINGGI, SAIN</w:t>
-                          </w:r>
-                          <w:r>
-                            <w:rPr>
-                              <w:rFonts w:ascii="Times New Roman" w:hAnsi="Times New Roman"/>
-                              <w:b/>
-                              <w:color w:val="0070C0"/>
-                            </w:rPr>
-                            <w:t>S</w:t>
-                          </w:r>
-                          <w:r>
-                            <w:rPr>
-                              <w:rFonts w:ascii="Times New Roman" w:hAnsi="Times New Roman"/>
-                              <w:b/>
-                              <w:color w:val="0070C0"/>
-                            </w:rPr>
-                            <w:t>,</w:t>
-                          </w:r>
-                        </w:p>
-                        <w:p>
-                          <w:pPr>
-                            <w:spacing w:after="0" w:line="240" w:lineRule="auto"/>
-                            <w:rPr>
-                              <w:rFonts w:ascii="Times New Roman" w:hAnsi="Times New Roman"/>
-                              <w:b/>
-                              <w:color w:val="0070C0"/>
-                            </w:rPr>
-                          </w:pPr>
-                          <w:r>
-                            <w:rPr>
-                              <w:rFonts w:ascii="Times New Roman" w:hAnsi="Times New Roman"/>
-                              <w:b/>
-                              <w:color w:val="0070C0"/>
-                            </w:rPr>
-                            <w:t>DAN TEKNOLOGI</w:t>
-                          </w:r>
-                        </w:p>
-                        <w:p>
-                          <w:pPr>
-                            <w:spacing w:after="0" w:line="240" w:lineRule="auto"/>
-                            <w:rPr>
-                              <w:rFonts w:ascii="Times New Roman" w:hAnsi="Times New Roman"/>
-                              <w:b/>
-                              <w:color w:val="0070C0"/>
-                              <w:sz w:val="24"/>
-                              <w:szCs w:val="24"/>
-                            </w:rPr>
-                          </w:pPr>
-                          <w:r>
-                            <w:rPr>
-                              <w:rFonts w:ascii="Times New Roman" w:hAnsi="Times New Roman"/>
-                              <w:b/>
-                              <w:color w:val="0070C0"/>
-                              <w:sz w:val="24"/>
-                              <w:szCs w:val="24"/>
-                            </w:rPr>
-                            <w:t>UNIVERSITAS DIPONEGORO</w:t>
-                          </w:r>
-                        </w:p>
-                        <w:p>
-                          <w:pPr>
-                            <w:spacing w:after="0" w:line="240" w:lineRule="auto"/>
-                            <w:rPr>
-                              <w:rFonts w:ascii="Times New Roman" w:hAnsi="Times New Roman"/>
-                              <w:b/>
-                              <w:color w:val="0070C0"/>
-                              <w:sz w:val="24"/>
-                              <w:szCs w:val="24"/>
-                            </w:rPr>
-                          </w:pPr>
-                          <w:r>
-                            <w:rPr>
-                              <w:rFonts w:ascii="Times New Roman" w:hAnsi="Times New Roman"/>
-                              <w:b/>
-                              <w:color w:val="0070C0"/>
-                              <w:sz w:val="24"/>
-                              <w:szCs w:val="24"/>
-                            </w:rPr>
-                            <w:t>FAKULTAS TEKNIK</w:t>
-                          </w:r>
-                        </w:p>
-                        <w:p>
-                          <w:pPr>
-                            <w:spacing w:after="0" w:line="240" w:lineRule="auto"/>
-                            <w:rPr>
-                              <w:rFonts w:ascii="Times New Roman" w:hAnsi="Times New Roman"/>
-                              <w:b/>
-                              <w:color w:val="0070C0"/>
-                              <w:sz w:val="30"/>
-                              <w:szCs w:val="30"/>
-                            </w:rPr>
-                          </w:pPr>
-                          <w:r>
-                            <w:rPr>
-                              <w:rFonts w:ascii="Times New Roman" w:hAnsi="Times New Roman"/>
-                              <w:b/>
-                              <w:color w:val="0070C0"/>
-                              <w:sz w:val="30"/>
-                              <w:szCs w:val="30"/>
-                            </w:rPr>
-                            <w:t>DEPARTEMEN TEKNIK</w:t>
-                          </w:r>
-                          <w:r>
-                            <w:rPr>
-                              <w:rFonts w:ascii="Times New Roman" w:hAnsi="Times New Roman"/>
-                              <w:b/>
-                              <w:color w:val="0070C0"/>
-                              <w:sz w:val="30"/>
-                              <w:szCs w:val="30"/>
-                            </w:rPr>
-                            <w:t xml:space="preserve"> LI</w:t>
-                          </w:r>
-                          <w:r>
-                            <w:rPr>
-                              <w:rFonts w:ascii="Times New Roman" w:hAnsi="Times New Roman"/>
-                              <w:b/>
-                              <w:color w:val="0070C0"/>
-                              <w:sz w:val="30"/>
-                              <w:szCs w:val="30"/>
-                            </w:rPr>
-                            <w:t>NGKUNGAN</w:t>
-                          </w:r>
-                        </w:p>
-                      </w:txbxContent>
-                    </wps:txbx>
-                    <wps:bodyPr rot="0" vert="horz" wrap="square" lIns="91440" tIns="45720" rIns="91440" bIns="45720" anchor="t" anchorCtr="0" upright="1">
-                      <a:noAutofit/>
-                    </wps:bodyPr>
-                  </wps:wsp>
-                </a:graphicData>
-              </a:graphic>
-              <wp14:sizeRelH relativeFrom="margin">
-                <wp14:pctWidth>0</wp14:pctWidth>
-              </wp14:sizeRelH>
-              <wp14:sizeRelV relativeFrom="margin">
-                <wp14:pctHeight>0</wp14:pctHeight>
-              </wp14:sizeRelV>
-            </wp:anchor>
-          </w:drawing>
-        </mc:Choice>
-        <mc:Fallback xmlns:w16cei="http://schemas.microsoft.com/office/word/2026/wordml/cei">
-          <w:pict>
-            <v:shape w14:anchorId="5DD39641" id="Text Box 4" o:spid="_x0000_s1028" type="#_x0000_t202" style="position:absolute;margin-left:34.65pt;margin-top:-2.6pt;width:299.3pt;height:79pt;z-index:251660288;visibility:visible;mso-wrap-style:square;mso-width-percent:0;mso-height-percent:0;mso-wrap-distance-left:9pt;mso-wrap-distance-top:0;mso-wrap-distance-right:9pt;mso-wrap-distance-bottom:0;mso-position-horizontal:absolute;mso-position-horizontal-relative:text;mso-position-vertical:absolute;mso-position-vertical-relative:text;mso-width-percent:0;mso-height-percent:0;mso-width-relative:margin;mso-height-relative:margin;v-text-anchor:top" o:gfxdata="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" stroked="f">
-              <v:textbox>
-                <w:txbxContent>
-                  <w:p>
-                    <w:pPr>
-                      <w:spacing w:after="0" w:line="240" w:lineRule="auto"/>
-                      <w:rPr>
-                        <w:rFonts w:ascii="Times New Roman" w:hAnsi="Times New Roman"/>
-                        <w:b/>
-                        <w:color w:val="0070C0"/>
-                      </w:rPr>
-                    </w:pPr>
-                    <w:r>
-                      <w:rPr>
-                        <w:rFonts w:ascii="Times New Roman" w:hAnsi="Times New Roman"/>
-                        <w:b/>
-                        <w:color w:val="0070C0"/>
-                      </w:rPr>
-                      <w:t>KEMENTERIAN PENDIDIKAN TINGGI, SAIN</w:t>
-                    </w:r>
-                    <w:r>
-                      <w:rPr>
-                        <w:rFonts w:ascii="Times New Roman" w:hAnsi="Times New Roman"/>
-                        <w:b/>
-                        <w:color w:val="0070C0"/>
-                      </w:rPr>
-                      <w:t>S</w:t>
-                    </w:r>
-                    <w:r>
-                      <w:rPr>
-                        <w:rFonts w:ascii="Times New Roman" w:hAnsi="Times New Roman"/>
-                        <w:b/>
-                        <w:color w:val="0070C0"/>
-                      </w:rPr>
-                      <w:t>,</w:t>
-                    </w:r>
-                  </w:p>
-                  <w:p>
-                    <w:pPr>
-                      <w:spacing w:after="0" w:line="240" w:lineRule="auto"/>
-                      <w:rPr>
-                        <w:rFonts w:ascii="Times New Roman" w:hAnsi="Times New Roman"/>
-                        <w:b/>
-                        <w:color w:val="0070C0"/>
-                      </w:rPr>
-                    </w:pPr>
-                    <w:r>
-                      <w:rPr>
-                        <w:rFonts w:ascii="Times New Roman" w:hAnsi="Times New Roman"/>
-                        <w:b/>
-                        <w:color w:val="0070C0"/>
-                      </w:rPr>
-                      <w:t>DAN TEKNOLOGI</w:t>
-                    </w:r>
-                  </w:p>
-                  <w:p>
-                    <w:pPr>
-                      <w:spacing w:after="0" w:line="240" w:lineRule="auto"/>
-                      <w:rPr>
-                        <w:rFonts w:ascii="Times New Roman" w:hAnsi="Times New Roman"/>
-                        <w:b/>
-                        <w:color w:val="0070C0"/>
-                        <w:sz w:val="24"/>
-                        <w:szCs w:val="24"/>
-                      </w:rPr>
-                    </w:pPr>
-                    <w:r>
-                      <w:rPr>
-                        <w:rFonts w:ascii="Times New Roman" w:hAnsi="Times New Roman"/>
-                        <w:b/>
-                        <w:color w:val="0070C0"/>
-                        <w:sz w:val="24"/>
-                        <w:szCs w:val="24"/>
-                      </w:rPr>
-                      <w:t>UNIVERSITAS DIPONEGORO</w:t>
-                    </w:r>
-                  </w:p>
-                  <w:p>
-                    <w:pPr>
-                      <w:spacing w:after="0" w:line="240" w:lineRule="auto"/>
-                      <w:rPr>
-                        <w:rFonts w:ascii="Times New Roman" w:hAnsi="Times New Roman"/>
-                        <w:b/>
-                        <w:color w:val="0070C0"/>
-                        <w:sz w:val="24"/>
-                        <w:szCs w:val="24"/>
-                      </w:rPr>
-                    </w:pPr>
-                    <w:r>
-                      <w:rPr>
-                        <w:rFonts w:ascii="Times New Roman" w:hAnsi="Times New Roman"/>
-                        <w:b/>
-                        <w:color w:val="0070C0"/>
-                        <w:sz w:val="24"/>
-                        <w:szCs w:val="24"/>
-                      </w:rPr>
-                      <w:t>FAKULTAS TEKNIK</w:t>
-                    </w:r>
-                  </w:p>
-                  <w:p>
-                    <w:pPr>
-                      <w:spacing w:after="0" w:line="240" w:lineRule="auto"/>
-                      <w:rPr>
-                        <w:rFonts w:ascii="Times New Roman" w:hAnsi="Times New Roman"/>
-                        <w:b/>
-                        <w:color w:val="0070C0"/>
-                        <w:sz w:val="30"/>
-                        <w:szCs w:val="30"/>
-                      </w:rPr>
-                    </w:pPr>
-                    <w:r>
-                      <w:rPr>
-                        <w:rFonts w:ascii="Times New Roman" w:hAnsi="Times New Roman"/>
-                        <w:b/>
-                        <w:color w:val="0070C0"/>
-                        <w:sz w:val="30"/>
-                        <w:szCs w:val="30"/>
-                      </w:rPr>
-                      <w:t>DEPARTEMEN TEKNIK</w:t>
-                    </w:r>
-                    <w:r>
-                      <w:rPr>
-                        <w:rFonts w:ascii="Times New Roman" w:hAnsi="Times New Roman"/>
-                        <w:b/>
-                        <w:color w:val="0070C0"/>
-                        <w:sz w:val="30"/>
-                        <w:szCs w:val="30"/>
-                      </w:rPr>
-                      <w:t xml:space="preserve"> LI</w:t>
-                    </w:r>
-                    <w:r>
-                      <w:rPr>
-                        <w:rFonts w:ascii="Times New Roman" w:hAnsi="Times New Roman"/>
-                        <w:b/>
-                        <w:color w:val="0070C0"/>
-                        <w:sz w:val="30"/>
-                        <w:szCs w:val="30"/>
-                      </w:rPr>
-                      <w:t>NGKUNGAN</w:t>
-                    </w:r>
-                  </w:p>
-                </w:txbxContent>
-              </v:textbox>
-            </v:shape>
-          </w:pict>
-        </mc:Fallback>
-      </mc:AlternateContent>
-    </w:r>
-    <w:r>
-      <w:rPr>
-        <w:noProof/>
-      </w:rPr>
-      <w:drawing>
-        <wp:anchor distT="0" distB="0" distL="114300" distR="114300" simplePos="0" relativeHeight="251659264" behindDoc="0" locked="0" layoutInCell="1" allowOverlap="1" wp14:anchorId="0C169A39" wp14:editId="504B5020">
-          <wp:simplePos x="0" y="0"/>
-          <wp:positionH relativeFrom="column">
-            <wp:posOffset>-466592</wp:posOffset>
-          </wp:positionH>
-          <wp:positionV relativeFrom="paragraph">
-            <wp:posOffset>-43815</wp:posOffset>
-          </wp:positionV>
-          <wp:extent cx="969645" cy="1076960"/>
-          <wp:effectExtent l="0" t="0" r="0" b="0"/>
-          <wp:wrapNone/>
-          <wp:docPr id="324651626" name="Picture 1" descr="A computer screen shot of a logo&#10;&#10;Description automatically generated"/>
-          <wp:cNvGraphicFramePr>
-            <a:graphicFrameLocks xmlns:a="http://schemas.openxmlformats.org/drawingml/2006/main" noChangeAspect="1"/>
-          </wp:cNvGraphicFramePr>
-          <a:graphic xmlns:a="http://schemas.openxmlformats.org/drawingml/2006/main">
-            <a:graphicData uri="http://schemas.openxmlformats.org/drawingml/2006/picture">
-              <pic:pic xmlns:pic="http://schemas.openxmlformats.org/drawingml/2006/picture">
-                <pic:nvPicPr>
-                  <pic:cNvPr id="2104333101" name="Picture 1" descr="A computer screen shot of a logo&#10;&#10;Description automatically generated"/>
-                  <pic:cNvPicPr>
-                    <a:picLocks noChangeAspect="1" noChangeArrowheads="1"/>
-                  </pic:cNvPicPr>
-                </pic:nvPicPr>
-                <pic:blipFill>
-                  <a:blip r:embed="rId3">
-                    <a:extLst>
-                      <a:ext uri="{28A0092B-C50C-407E-A947-70E740481C1C}">
-                        <a14:useLocalDpi xmlns:a14="http://schemas.microsoft.com/office/drawing/2010/main" val="0"/>
-                      </a:ext>
-                    </a:extLst>
-                  </a:blip>
-                  <a:srcRect l="41176" t="41138" r="41830" b="25377"/>
-                  <a:stretch>
-                    <a:fillRect/>
-                  </a:stretch>
-                </pic:blipFill>
-                <pic:spPr bwMode="auto">
-                  <a:xfrm>
-                    <a:off x="0" y="0"/>
-                    <a:ext cx="969645" cy="1076960"/>
-                  </a:xfrm>
-                  <a:prstGeom prst="rect">
-                    <a:avLst/>
-                  </a:prstGeom>
-                  <a:noFill/>
-                  <a:ln>
-                    <a:noFill/>
-                  </a:ln>
-                </pic:spPr>
-              </pic:pic>
-            </a:graphicData>
-          </a:graphic>
-          <wp14:sizeRelH relativeFrom="page">
-            <wp14:pctWidth>0</wp14:pctWidth>
-          </wp14:sizeRelH>
-          <wp14:sizeRelV relativeFrom="page">
-            <wp14:pctHeight>0</wp14:pctHeight>
-          </wp14:sizeRelV>
-        </wp:anchor>
-      </w:drawing>
-    </w:r>
-  </w:p>
-  <w:p>
-    <w:pPr>
-      <w:pStyle w:val="Header"/>
-      <w:spacing w:before="240" w:after="240"/>
-    </w:pPr>
-  </w:p>
+                        <a:ln>
+                          <a:noFill/>
+                        </a:ln>
+                      </pic:spPr>
+                    </pic:pic>
+                  </a:graphicData>
+                </a:graphic>
+              </wp:inline>
+            </w:drawing>
+          </w:r>
+        </w:p>
+      </w:tc>
+      <w:tc>
+        <w:tcPr>
+          <w:tcW w:w="5907" w:type="dxa"/>
+        </w:tcPr>
+        <w:p>
+          <w:pPr>
+            <w:rPr>
+              <w:rFonts w:ascii="Times New Roman" w:eastAsia="MS Mincho" w:hAnsi="Times New Roman"/>
+              <w:b/>
+              <w:color w:val="0070C0"/>
+            </w:rPr>
+          </w:pPr>
+        </w:p>
+        <w:p>
+          <w:pPr>
+            <w:rPr>
+              <w:rFonts w:ascii="Times New Roman" w:eastAsia="MS Mincho" w:hAnsi="Times New Roman"/>
+              <w:b/>
+              <w:color w:val="0070C0"/>
+            </w:rPr>
+          </w:pPr>
+          <w:r>
+            <w:rPr>
+              <w:rFonts w:ascii="Times New Roman" w:eastAsia="MS Mincho" w:hAnsi="Times New Roman"/>
+              <w:b/>
+              <w:color w:val="0070C0"/>
+            </w:rPr>
+            <w:t>KEMENTERIAN PENDIDIKAN TINGGI, SAINS,</w:t>
+          </w:r>
+        </w:p>
+        <w:p>
+          <w:pPr>
+            <w:rPr>
+              <w:rFonts w:ascii="Times New Roman" w:eastAsia="MS Mincho" w:hAnsi="Times New Roman"/>
+              <w:b/>
+              <w:color w:val="0070C0"/>
+            </w:rPr>
+          </w:pPr>
+          <w:r>
+            <w:rPr>
+              <w:rFonts w:ascii="Times New Roman" w:eastAsia="MS Mincho" w:hAnsi="Times New Roman"/>
+              <w:b/>
+              <w:color w:val="0070C0"/>
+            </w:rPr>
+            <w:t>DAN TEKNOLOGI</w:t>
+          </w:r>
+        </w:p>
+        <w:p>
+          <w:pPr>
+            <w:rPr>
+              <w:rFonts w:ascii="Times New Roman" w:eastAsia="MS Mincho" w:hAnsi="Times New Roman"/>
+              <w:b/>
+              <w:color w:val="0070C0"/>
+              <w:sz w:val="24"/>
+              <w:szCs w:val="24"/>
+            </w:rPr>
+          </w:pPr>
+          <w:r>
+            <w:rPr>
+              <w:rFonts w:ascii="Times New Roman" w:eastAsia="MS Mincho" w:hAnsi="Times New Roman"/>
+              <w:b/>
+              <w:color w:val="0070C0"/>
+              <w:sz w:val="24"/>
+              <w:szCs w:val="24"/>
+            </w:rPr>
+            <w:t>UNIVERSITAS DIPONEGORO</w:t>
+          </w:r>
+        </w:p>
+        <w:p>
+          <w:pPr>
+            <w:rPr>
+              <w:rFonts w:ascii="Times New Roman" w:eastAsia="MS Mincho" w:hAnsi="Times New Roman"/>
+              <w:b/>
+              <w:color w:val="0070C0"/>
+              <w:sz w:val="24"/>
+              <w:szCs w:val="24"/>
+            </w:rPr>
+          </w:pPr>
+          <w:r>
+            <w:rPr>
+              <w:rFonts w:ascii="Times New Roman" w:eastAsia="MS Mincho" w:hAnsi="Times New Roman"/>
+              <w:b/>
+              <w:color w:val="0070C0"/>
+              <w:sz w:val="24"/>
+              <w:szCs w:val="24"/>
+            </w:rPr>
+            <w:t>FAKULTAS TEKNIK</w:t>
+          </w:r>
+        </w:p>
+        <w:p>
+          <w:pPr>
+            <w:rPr>
+              <w:rFonts w:ascii="Times New Roman" w:eastAsia="MS Mincho" w:hAnsi="Times New Roman"/>
+              <w:b/>
+              <w:color w:val="0070C0"/>
+              <w:sz w:val="30"/>
+              <w:szCs w:val="30"/>
+            </w:rPr>
+          </w:pPr>
+          <w:r>
+            <w:rPr>
+              <w:rFonts w:ascii="Times New Roman" w:eastAsia="MS Mincho" w:hAnsi="Times New Roman"/>
+              <w:b/>
+              <w:color w:val="0070C0"/>
+              <w:sz w:val="30"/>
+              <w:szCs w:val="30"/>
+            </w:rPr>
+            <w:t>DEPARTEMEN TEKNIK LINGKUNGAN</w:t>
+          </w:r>
+        </w:p>
+      </w:tc>
+      <w:tc>
+        <w:tcPr>
+          <w:tcW w:w="3796" w:type="dxa"/>
+        </w:tcPr>
+        <w:p>
+          <w:pPr>
+            <w:jc w:val="right"/>
+            <w:rPr>
+              <w:rFonts w:ascii="Times New Roman" w:eastAsia="MS Mincho" w:hAnsi="Times New Roman"/>
+              <w:color w:val="0070C0"/>
+              <w:sz w:val="18"/>
+              <w:szCs w:val="18"/>
+            </w:rPr>
+          </w:pPr>
+        </w:p>
+        <w:p>
+          <w:pPr>
+            <w:jc w:val="right"/>
+            <w:rPr>
+              <w:rFonts w:ascii="Times New Roman" w:eastAsia="MS Mincho" w:hAnsi="Times New Roman"/>
+              <w:color w:val="0070C0"/>
+              <w:sz w:val="18"/>
+              <w:szCs w:val="18"/>
+            </w:rPr>
+          </w:pPr>
+        </w:p>
+        <w:p>
+          <w:pPr>
+            <w:jc w:val="right"/>
+            <w:rPr>
+              <w:rFonts w:ascii="Times New Roman" w:eastAsia="MS Mincho" w:hAnsi="Times New Roman"/>
+              <w:color w:val="0070C0"/>
+              <w:sz w:val="18"/>
+              <w:szCs w:val="18"/>
+            </w:rPr>
+          </w:pPr>
+        </w:p>
+        <w:p>
+          <w:pPr>
+            <w:jc w:val="right"/>
+            <w:rPr>
+              <w:rFonts w:ascii="Times New Roman" w:eastAsia="MS Mincho" w:hAnsi="Times New Roman"/>
+              <w:color w:val="0070C0"/>
+              <w:sz w:val="18"/>
+              <w:szCs w:val="18"/>
+            </w:rPr>
+          </w:pPr>
+          <w:r>
+            <w:rPr>
+              <w:rFonts w:ascii="Times New Roman" w:eastAsia="MS Mincho" w:hAnsi="Times New Roman"/>
+              <w:color w:val="0070C0"/>
+              <w:sz w:val="18"/>
+              <w:szCs w:val="18"/>
+            </w:rPr>
+            <w:t xml:space="preserve">Jalan Prof. </w:t>
+          </w:r>
+          <w:proofErr w:type="spellStart"/>
+          <w:r>
+            <w:rPr>
+              <w:rFonts w:ascii="Times New Roman" w:eastAsia="MS Mincho" w:hAnsi="Times New Roman"/>
+              <w:color w:val="0070C0"/>
+              <w:sz w:val="18"/>
+              <w:szCs w:val="18"/>
+            </w:rPr>
+            <w:t>Sudarto</w:t>
+          </w:r>
+          <w:proofErr w:type="spellEnd"/>
+          <w:r>
+            <w:rPr>
+              <w:rFonts w:ascii="Times New Roman" w:eastAsia="MS Mincho" w:hAnsi="Times New Roman"/>
+              <w:color w:val="0070C0"/>
+              <w:sz w:val="18"/>
+              <w:szCs w:val="18"/>
+            </w:rPr>
+            <w:t>, S.H.</w:t>
+          </w:r>
+        </w:p>
+        <w:p>
+          <w:pPr>
+            <w:jc w:val="right"/>
+            <w:rPr>
+              <w:rFonts w:ascii="Times New Roman" w:eastAsia="MS Mincho" w:hAnsi="Times New Roman"/>
+              <w:color w:val="0070C0"/>
+              <w:sz w:val="18"/>
+              <w:szCs w:val="18"/>
+            </w:rPr>
+          </w:pPr>
+          <w:proofErr w:type="spellStart"/>
+          <w:r>
+            <w:rPr>
+              <w:rFonts w:ascii="Times New Roman" w:eastAsia="MS Mincho" w:hAnsi="Times New Roman"/>
+              <w:color w:val="0070C0"/>
+              <w:sz w:val="18"/>
+              <w:szCs w:val="18"/>
+            </w:rPr>
+            <w:t>Tembalang</w:t>
+          </w:r>
+          <w:proofErr w:type="spellEnd"/>
+          <w:r>
+            <w:rPr>
+              <w:rFonts w:ascii="Times New Roman" w:eastAsia="MS Mincho" w:hAnsi="Times New Roman"/>
+              <w:color w:val="0070C0"/>
+              <w:sz w:val="18"/>
+              <w:szCs w:val="18"/>
+            </w:rPr>
+            <w:t xml:space="preserve"> Semarang Kode Pos 50275</w:t>
+          </w:r>
+        </w:p>
+        <w:p>
+          <w:pPr>
+            <w:jc w:val="right"/>
+            <w:rPr>
+              <w:rFonts w:ascii="Times New Roman" w:eastAsia="MS Mincho" w:hAnsi="Times New Roman"/>
+              <w:color w:val="0070C0"/>
+              <w:sz w:val="18"/>
+              <w:szCs w:val="18"/>
+            </w:rPr>
+          </w:pPr>
+          <w:r>
+            <w:rPr>
+              <w:rFonts w:ascii="Times New Roman" w:eastAsia="MS Mincho" w:hAnsi="Times New Roman"/>
+              <w:color w:val="0070C0"/>
+              <w:sz w:val="18"/>
+              <w:szCs w:val="18"/>
+            </w:rPr>
+            <w:t xml:space="preserve">Tel. (024) 76480678, </w:t>
+          </w:r>
+          <w:proofErr w:type="spellStart"/>
+          <w:r>
+            <w:rPr>
+              <w:rFonts w:ascii="Times New Roman" w:eastAsia="MS Mincho" w:hAnsi="Times New Roman"/>
+              <w:color w:val="0070C0"/>
+              <w:sz w:val="18"/>
+              <w:szCs w:val="18"/>
+            </w:rPr>
+            <w:t>Faks</w:t>
+          </w:r>
+          <w:proofErr w:type="spellEnd"/>
+          <w:r>
+            <w:rPr>
+              <w:rFonts w:ascii="Times New Roman" w:eastAsia="MS Mincho" w:hAnsi="Times New Roman"/>
+              <w:color w:val="0070C0"/>
+              <w:sz w:val="18"/>
+              <w:szCs w:val="18"/>
+            </w:rPr>
+            <w:t>. (024) 7460053</w:t>
+          </w:r>
+        </w:p>
+        <w:p>
+          <w:pPr>
+            <w:jc w:val="right"/>
+            <w:rPr>
+              <w:rFonts w:ascii="Times New Roman" w:eastAsia="MS Mincho" w:hAnsi="Times New Roman"/>
+              <w:color w:val="0070C0"/>
+              <w:sz w:val="18"/>
+              <w:szCs w:val="18"/>
+            </w:rPr>
+          </w:pPr>
+          <w:hyperlink r:id="rId2" w:history="1">
+            <w:r>
+              <w:rPr>
+                <w:rFonts w:ascii="Times New Roman" w:eastAsia="MS Mincho" w:hAnsi="Times New Roman"/>
+                <w:color w:val="0070C0"/>
+                <w:sz w:val="18"/>
+                <w:szCs w:val="18"/>
+                <w:u w:val="single"/>
+              </w:rPr>
+              <w:t>www.ft.undip.ac.id</w:t>
+            </w:r>
+          </w:hyperlink>
+          <w:r>
+            <w:rPr>
+              <w:rFonts w:ascii="Times New Roman" w:eastAsia="MS Mincho" w:hAnsi="Times New Roman"/>
+              <w:color w:val="0070C0"/>
+              <w:sz w:val="18"/>
+              <w:szCs w:val="18"/>
+            </w:rPr>
+            <w:t xml:space="preserve"> | email: enveng@live.undip.ac.id</w:t>
+          </w:r>
+        </w:p>
+      </w:tc>
+    </w:tr>
+  </w:tbl>
   <w:p>
     <w:pPr>
       <w:pStyle w:val="Header"/>
@@ -4895,11 +4547,6 @@
   </w:p>
   <w:bookmarkEnd w:id="0"/>
   <w:bookmarkEnd w:id="1"/>
-  <w:p>
-    <w:pPr>
-      <w:pStyle w:val="Header"/>
-    </w:pPr>
-  </w:p>
 </w:hdr>
 </file>
 
@@ -5455,6 +5102,30 @@
       <w:shd w:val="clear" w:color="auto" w:fill="E1DFDD"/>
     </w:rPr>
   </w:style>
+  <w:style w:type="table" w:customStyle="1" w:styleId="TableGrid1">
+    <w:name w:val="Table Grid1"/>
+    <w:basedOn w:val="TableNormal"/>
+    <w:next w:val="TableGrid"/>
+    <w:uiPriority w:val="39"/>
+    <w:rsid w:val="000419FE"/>
+    <w:pPr>
+      <w:spacing w:after="0" w:line="240" w:lineRule="auto"/>
+    </w:pPr>
+    <w:rPr>
+      <w:rFonts w:ascii="Abadi Extra Light" w:eastAsia="MS Mincho" w:hAnsi="Abadi Extra Light" w:cs="Arial"/>
+    </w:rPr>
+    <w:tblPr>
+      <w:tblInd w:w="0" w:type="nil"/>
+      <w:tblBorders>
+        <w:top w:val="single" w:sz="4" w:space="0" w:color="auto"/>
+        <w:left w:val="single" w:sz="4" w:space="0" w:color="auto"/>
+        <w:bottom w:val="single" w:sz="4" w:space="0" w:color="auto"/>
+        <w:right w:val="single" w:sz="4" w:space="0" w:color="auto"/>
+        <w:insideH w:val="single" w:sz="4" w:space="0" w:color="auto"/>
+        <w:insideV w:val="single" w:sz="4" w:space="0" w:color="auto"/>
+      </w:tblBorders>
+    </w:tblPr>
+  </w:style>
 </w:styles>
 </file>
 
